--- a/Rostas_Coordinator_Guide.docx
+++ b/Rostas_Coordinator_Guide.docx
@@ -10,7 +10,7 @@
       <w:r>
         <w:drawing>
           <wp:inline distT="0" distB="0" distL="0" distR="0">
-            <wp:extent cx="21774150000" cy="8709660000"/>
+            <wp:extent cx="2286000" cy="914400"/>
             <wp:effectExtent t="0" r="0" b="0" l="0"/>
             <wp:docPr id="1" name="" descr="" title=""/>
             <wp:cNvGraphicFramePr>
@@ -35,7 +35,7 @@
                   <pic:spPr bwMode="auto">
                     <a:xfrm>
                       <a:off x="0" y="0"/>
-                      <a:ext cx="21774150000" cy="8709660000"/>
+                      <a:ext cx="2286000" cy="914400"/>
                     </a:xfrm>
                     <a:prstGeom prst="rect">
                       <a:avLst/>
@@ -2677,7 +2677,7 @@
       <w:r>
         <w:drawing>
           <wp:inline distT="0" distB="0" distL="0" distR="0">
-            <wp:extent cx="22149149250" cy="19935444000"/>
+            <wp:extent cx="2324100" cy="2095500"/>
             <wp:effectExtent t="0" r="0" b="0" l="0"/>
             <wp:docPr id="1" name="" descr="" title=""/>
             <wp:cNvGraphicFramePr>
@@ -2702,7 +2702,7 @@
                   <pic:spPr bwMode="auto">
                     <a:xfrm>
                       <a:off x="0" y="0"/>
-                      <a:ext cx="22149149250" cy="19935444000"/>
+                      <a:ext cx="2324100" cy="2095500"/>
                     </a:xfrm>
                     <a:prstGeom prst="rect">
                       <a:avLst/>
@@ -2837,7 +2837,7 @@
       <w:r>
         <w:drawing>
           <wp:inline distT="0" distB="0" distL="0" distR="0">
-            <wp:extent cx="58294238250" cy="33810416250"/>
+            <wp:extent cx="6124575" cy="3552825"/>
             <wp:effectExtent t="0" r="0" b="0" l="0"/>
             <wp:docPr id="1" name="" descr="" title=""/>
             <wp:cNvGraphicFramePr>
@@ -2862,7 +2862,7 @@
                   <pic:spPr bwMode="auto">
                     <a:xfrm>
                       <a:off x="0" y="0"/>
-                      <a:ext cx="58294238250" cy="33810416250"/>
+                      <a:ext cx="6124575" cy="3552825"/>
                     </a:xfrm>
                     <a:prstGeom prst="rect">
                       <a:avLst/>
@@ -3335,7 +3335,7 @@
       <w:r>
         <w:drawing>
           <wp:inline distT="0" distB="0" distL="0" distR="0">
-            <wp:extent cx="58294238250" cy="33810416250"/>
+            <wp:extent cx="6124575" cy="3552825"/>
             <wp:effectExtent t="0" r="0" b="0" l="0"/>
             <wp:docPr id="1" name="" descr="" title=""/>
             <wp:cNvGraphicFramePr>
@@ -3360,7 +3360,7 @@
                   <pic:spPr bwMode="auto">
                     <a:xfrm>
                       <a:off x="0" y="0"/>
-                      <a:ext cx="58294238250" cy="33810416250"/>
+                      <a:ext cx="6124575" cy="3552825"/>
                     </a:xfrm>
                     <a:prstGeom prst="rect">
                       <a:avLst/>
@@ -3706,7 +3706,7 @@
       <w:r>
         <w:drawing>
           <wp:inline distT="0" distB="0" distL="0" distR="0">
-            <wp:extent cx="58294238250" cy="33810416250"/>
+            <wp:extent cx="6124575" cy="3552825"/>
             <wp:effectExtent t="0" r="0" b="0" l="0"/>
             <wp:docPr id="1" name="" descr="" title=""/>
             <wp:cNvGraphicFramePr>
@@ -3731,7 +3731,7 @@
                   <pic:spPr bwMode="auto">
                     <a:xfrm>
                       <a:off x="0" y="0"/>
-                      <a:ext cx="58294238250" cy="33810416250"/>
+                      <a:ext cx="6124575" cy="3552825"/>
                     </a:xfrm>
                     <a:prstGeom prst="rect">
                       <a:avLst/>
@@ -3772,7 +3772,7 @@
       <w:r>
         <w:drawing>
           <wp:inline distT="0" distB="0" distL="0" distR="0">
-            <wp:extent cx="58294238250" cy="33810416250"/>
+            <wp:extent cx="6124575" cy="3552825"/>
             <wp:effectExtent t="0" r="0" b="0" l="0"/>
             <wp:docPr id="1" name="" descr="" title=""/>
             <wp:cNvGraphicFramePr>
@@ -3797,7 +3797,7 @@
                   <pic:spPr bwMode="auto">
                     <a:xfrm>
                       <a:off x="0" y="0"/>
-                      <a:ext cx="58294238250" cy="33810416250"/>
+                      <a:ext cx="6124575" cy="3552825"/>
                     </a:xfrm>
                     <a:prstGeom prst="rect">
                       <a:avLst/>
@@ -4087,7 +4087,7 @@
       <w:r>
         <w:drawing>
           <wp:inline distT="0" distB="0" distL="0" distR="0">
-            <wp:extent cx="58294238250" cy="33810416250"/>
+            <wp:extent cx="6124575" cy="3552825"/>
             <wp:effectExtent t="0" r="0" b="0" l="0"/>
             <wp:docPr id="1" name="" descr="" title=""/>
             <wp:cNvGraphicFramePr>
@@ -4112,7 +4112,7 @@
                   <pic:spPr bwMode="auto">
                     <a:xfrm>
                       <a:off x="0" y="0"/>
-                      <a:ext cx="58294238250" cy="33810416250"/>
+                      <a:ext cx="6124575" cy="3552825"/>
                     </a:xfrm>
                     <a:prstGeom prst="rect">
                       <a:avLst/>
@@ -4153,7 +4153,7 @@
       <w:r>
         <w:drawing>
           <wp:inline distT="0" distB="0" distL="0" distR="0">
-            <wp:extent cx="32643079875" cy="22850760750"/>
+            <wp:extent cx="3429000" cy="2400300"/>
             <wp:effectExtent t="0" r="0" b="0" l="0"/>
             <wp:docPr id="1" name="" descr="" title=""/>
             <wp:cNvGraphicFramePr>
@@ -4178,7 +4178,7 @@
                   <pic:spPr bwMode="auto">
                     <a:xfrm>
                       <a:off x="0" y="0"/>
-                      <a:ext cx="32643079875" cy="22850760750"/>
+                      <a:ext cx="3429000" cy="2400300"/>
                     </a:xfrm>
                     <a:prstGeom prst="rect">
                       <a:avLst/>
@@ -4442,7 +4442,7 @@
       <w:r>
         <w:drawing>
           <wp:inline distT="0" distB="0" distL="0" distR="0">
-            <wp:extent cx="58294238250" cy="33810416250"/>
+            <wp:extent cx="6124575" cy="3552825"/>
             <wp:effectExtent t="0" r="0" b="0" l="0"/>
             <wp:docPr id="1" name="" descr="" title=""/>
             <wp:cNvGraphicFramePr>
@@ -4467,7 +4467,7 @@
                   <pic:spPr bwMode="auto">
                     <a:xfrm>
                       <a:off x="0" y="0"/>
-                      <a:ext cx="58294238250" cy="33810416250"/>
+                      <a:ext cx="6124575" cy="3552825"/>
                     </a:xfrm>
                     <a:prstGeom prst="rect">
                       <a:avLst/>
@@ -4508,7 +4508,7 @@
       <w:r>
         <w:drawing>
           <wp:inline distT="0" distB="0" distL="0" distR="0">
-            <wp:extent cx="32643079875" cy="22850760750"/>
+            <wp:extent cx="3429000" cy="2400300"/>
             <wp:effectExtent t="0" r="0" b="0" l="0"/>
             <wp:docPr id="1" name="" descr="" title=""/>
             <wp:cNvGraphicFramePr>
@@ -4533,7 +4533,7 @@
                   <pic:spPr bwMode="auto">
                     <a:xfrm>
                       <a:off x="0" y="0"/>
-                      <a:ext cx="32643079875" cy="22850760750"/>
+                      <a:ext cx="3429000" cy="2400300"/>
                     </a:xfrm>
                     <a:prstGeom prst="rect">
                       <a:avLst/>
@@ -4712,7 +4712,7 @@
       <w:r>
         <w:drawing>
           <wp:inline distT="0" distB="0" distL="0" distR="0">
-            <wp:extent cx="58294238250" cy="33810416250"/>
+            <wp:extent cx="6124575" cy="3552825"/>
             <wp:effectExtent t="0" r="0" b="0" l="0"/>
             <wp:docPr id="1" name="" descr="" title=""/>
             <wp:cNvGraphicFramePr>
@@ -4737,7 +4737,7 @@
                   <pic:spPr bwMode="auto">
                     <a:xfrm>
                       <a:off x="0" y="0"/>
-                      <a:ext cx="58294238250" cy="33810416250"/>
+                      <a:ext cx="6124575" cy="3552825"/>
                     </a:xfrm>
                     <a:prstGeom prst="rect">
                       <a:avLst/>
@@ -5154,7 +5154,7 @@
       <w:r>
         <w:drawing>
           <wp:inline distT="0" distB="0" distL="0" distR="0">
-            <wp:extent cx="58294238250" cy="33810416250"/>
+            <wp:extent cx="6124575" cy="3552825"/>
             <wp:effectExtent t="0" r="0" b="0" l="0"/>
             <wp:docPr id="1" name="" descr="" title=""/>
             <wp:cNvGraphicFramePr>
@@ -5179,7 +5179,7 @@
                   <pic:spPr bwMode="auto">
                     <a:xfrm>
                       <a:off x="0" y="0"/>
-                      <a:ext cx="58294238250" cy="33810416250"/>
+                      <a:ext cx="6124575" cy="3552825"/>
                     </a:xfrm>
                     <a:prstGeom prst="rect">
                       <a:avLst/>
@@ -5220,7 +5220,7 @@
       <w:r>
         <w:drawing>
           <wp:inline distT="0" distB="0" distL="0" distR="0">
-            <wp:extent cx="32643079875" cy="22850760750"/>
+            <wp:extent cx="3429000" cy="2400300"/>
             <wp:effectExtent t="0" r="0" b="0" l="0"/>
             <wp:docPr id="1" name="" descr="" title=""/>
             <wp:cNvGraphicFramePr>
@@ -5245,7 +5245,7 @@
                   <pic:spPr bwMode="auto">
                     <a:xfrm>
                       <a:off x="0" y="0"/>
-                      <a:ext cx="32643079875" cy="22850760750"/>
+                      <a:ext cx="3429000" cy="2400300"/>
                     </a:xfrm>
                     <a:prstGeom prst="rect">
                       <a:avLst/>
@@ -5425,7 +5425,7 @@
       <w:r>
         <w:drawing>
           <wp:inline distT="0" distB="0" distL="0" distR="0">
-            <wp:extent cx="58294238250" cy="33810416250"/>
+            <wp:extent cx="6124575" cy="3552825"/>
             <wp:effectExtent t="0" r="0" b="0" l="0"/>
             <wp:docPr id="1" name="" descr="" title=""/>
             <wp:cNvGraphicFramePr>
@@ -5450,7 +5450,7 @@
                   <pic:spPr bwMode="auto">
                     <a:xfrm>
                       <a:off x="0" y="0"/>
-                      <a:ext cx="58294238250" cy="33810416250"/>
+                      <a:ext cx="6124575" cy="3552825"/>
                     </a:xfrm>
                     <a:prstGeom prst="rect">
                       <a:avLst/>
@@ -6385,7 +6385,7 @@
       <w:r>
         <w:drawing>
           <wp:inline distT="0" distB="0" distL="0" distR="0">
-            <wp:extent cx="58294238250" cy="33810416250"/>
+            <wp:extent cx="6124575" cy="3552825"/>
             <wp:effectExtent t="0" r="0" b="0" l="0"/>
             <wp:docPr id="1" name="" descr="" title=""/>
             <wp:cNvGraphicFramePr>
@@ -6410,7 +6410,7 @@
                   <pic:spPr bwMode="auto">
                     <a:xfrm>
                       <a:off x="0" y="0"/>
-                      <a:ext cx="58294238250" cy="33810416250"/>
+                      <a:ext cx="6124575" cy="3552825"/>
                     </a:xfrm>
                     <a:prstGeom prst="rect">
                       <a:avLst/>
@@ -6963,7 +6963,7 @@
       <w:r>
         <w:drawing>
           <wp:inline distT="0" distB="0" distL="0" distR="0">
-            <wp:extent cx="58294238250" cy="33810416250"/>
+            <wp:extent cx="6124575" cy="3552825"/>
             <wp:effectExtent t="0" r="0" b="0" l="0"/>
             <wp:docPr id="1" name="" descr="" title=""/>
             <wp:cNvGraphicFramePr>
@@ -6988,7 +6988,7 @@
                   <pic:spPr bwMode="auto">
                     <a:xfrm>
                       <a:off x="0" y="0"/>
-                      <a:ext cx="58294238250" cy="33810416250"/>
+                      <a:ext cx="6124575" cy="3552825"/>
                     </a:xfrm>
                     <a:prstGeom prst="rect">
                       <a:avLst/>
@@ -7550,7 +7550,7 @@
       <w:r>
         <w:drawing>
           <wp:inline distT="0" distB="0" distL="0" distR="0">
-            <wp:extent cx="32643079875" cy="22850760750"/>
+            <wp:extent cx="3429000" cy="2400300"/>
             <wp:effectExtent t="0" r="0" b="0" l="0"/>
             <wp:docPr id="1" name="" descr="" title=""/>
             <wp:cNvGraphicFramePr>
@@ -7575,7 +7575,7 @@
                   <pic:spPr bwMode="auto">
                     <a:xfrm>
                       <a:off x="0" y="0"/>
-                      <a:ext cx="32643079875" cy="22850760750"/>
+                      <a:ext cx="3429000" cy="2400300"/>
                     </a:xfrm>
                     <a:prstGeom prst="rect">
                       <a:avLst/>

--- a/Rostas_Coordinator_Guide.docx
+++ b/Rostas_Coordinator_Guide.docx
@@ -2677,7 +2677,7 @@
       <w:r>
         <w:drawing>
           <wp:inline distT="0" distB="0" distL="0" distR="0">
-            <wp:extent cx="2324100" cy="2095500"/>
+            <wp:extent cx="2324100" cy="6362700"/>
             <wp:effectExtent t="0" r="0" b="0" l="0"/>
             <wp:docPr id="1" name="" descr="" title=""/>
             <wp:cNvGraphicFramePr>
@@ -2702,7 +2702,7 @@
                   <pic:spPr bwMode="auto">
                     <a:xfrm>
                       <a:off x="0" y="0"/>
-                      <a:ext cx="2324100" cy="2095500"/>
+                      <a:ext cx="2324100" cy="6362700"/>
                     </a:xfrm>
                     <a:prstGeom prst="rect">
                       <a:avLst/>
@@ -2837,7 +2837,7 @@
       <w:r>
         <w:drawing>
           <wp:inline distT="0" distB="0" distL="0" distR="0">
-            <wp:extent cx="6124575" cy="3552825"/>
+            <wp:extent cx="6124575" cy="3057525"/>
             <wp:effectExtent t="0" r="0" b="0" l="0"/>
             <wp:docPr id="1" name="" descr="" title=""/>
             <wp:cNvGraphicFramePr>
@@ -2862,7 +2862,7 @@
                   <pic:spPr bwMode="auto">
                     <a:xfrm>
                       <a:off x="0" y="0"/>
-                      <a:ext cx="6124575" cy="3552825"/>
+                      <a:ext cx="6124575" cy="3057525"/>
                     </a:xfrm>
                     <a:prstGeom prst="rect">
                       <a:avLst/>
@@ -3335,7 +3335,7 @@
       <w:r>
         <w:drawing>
           <wp:inline distT="0" distB="0" distL="0" distR="0">
-            <wp:extent cx="6124575" cy="3552825"/>
+            <wp:extent cx="6124575" cy="3352800"/>
             <wp:effectExtent t="0" r="0" b="0" l="0"/>
             <wp:docPr id="1" name="" descr="" title=""/>
             <wp:cNvGraphicFramePr>
@@ -3360,7 +3360,7 @@
                   <pic:spPr bwMode="auto">
                     <a:xfrm>
                       <a:off x="0" y="0"/>
-                      <a:ext cx="6124575" cy="3552825"/>
+                      <a:ext cx="6124575" cy="3352800"/>
                     </a:xfrm>
                     <a:prstGeom prst="rect">
                       <a:avLst/>
@@ -3706,7 +3706,7 @@
       <w:r>
         <w:drawing>
           <wp:inline distT="0" distB="0" distL="0" distR="0">
-            <wp:extent cx="6124575" cy="3552825"/>
+            <wp:extent cx="6124575" cy="3352800"/>
             <wp:effectExtent t="0" r="0" b="0" l="0"/>
             <wp:docPr id="1" name="" descr="" title=""/>
             <wp:cNvGraphicFramePr>
@@ -3731,7 +3731,7 @@
                   <pic:spPr bwMode="auto">
                     <a:xfrm>
                       <a:off x="0" y="0"/>
-                      <a:ext cx="6124575" cy="3552825"/>
+                      <a:ext cx="6124575" cy="3352800"/>
                     </a:xfrm>
                     <a:prstGeom prst="rect">
                       <a:avLst/>
@@ -3772,7 +3772,7 @@
       <w:r>
         <w:drawing>
           <wp:inline distT="0" distB="0" distL="0" distR="0">
-            <wp:extent cx="6124575" cy="3552825"/>
+            <wp:extent cx="6124575" cy="3124200"/>
             <wp:effectExtent t="0" r="0" b="0" l="0"/>
             <wp:docPr id="1" name="" descr="" title=""/>
             <wp:cNvGraphicFramePr>
@@ -3797,7 +3797,7 @@
                   <pic:spPr bwMode="auto">
                     <a:xfrm>
                       <a:off x="0" y="0"/>
-                      <a:ext cx="6124575" cy="3552825"/>
+                      <a:ext cx="6124575" cy="3124200"/>
                     </a:xfrm>
                     <a:prstGeom prst="rect">
                       <a:avLst/>
@@ -4087,7 +4087,7 @@
       <w:r>
         <w:drawing>
           <wp:inline distT="0" distB="0" distL="0" distR="0">
-            <wp:extent cx="6124575" cy="3552825"/>
+            <wp:extent cx="6124575" cy="3352800"/>
             <wp:effectExtent t="0" r="0" b="0" l="0"/>
             <wp:docPr id="1" name="" descr="" title=""/>
             <wp:cNvGraphicFramePr>
@@ -4112,7 +4112,7 @@
                   <pic:spPr bwMode="auto">
                     <a:xfrm>
                       <a:off x="0" y="0"/>
-                      <a:ext cx="6124575" cy="3552825"/>
+                      <a:ext cx="6124575" cy="3352800"/>
                     </a:xfrm>
                     <a:prstGeom prst="rect">
                       <a:avLst/>
@@ -4153,7 +4153,7 @@
       <w:r>
         <w:drawing>
           <wp:inline distT="0" distB="0" distL="0" distR="0">
-            <wp:extent cx="3429000" cy="2400300"/>
+            <wp:extent cx="3429000" cy="2571750"/>
             <wp:effectExtent t="0" r="0" b="0" l="0"/>
             <wp:docPr id="1" name="" descr="" title=""/>
             <wp:cNvGraphicFramePr>
@@ -4178,7 +4178,7 @@
                   <pic:spPr bwMode="auto">
                     <a:xfrm>
                       <a:off x="0" y="0"/>
-                      <a:ext cx="3429000" cy="2400300"/>
+                      <a:ext cx="3429000" cy="2571750"/>
                     </a:xfrm>
                     <a:prstGeom prst="rect">
                       <a:avLst/>
@@ -4442,7 +4442,7 @@
       <w:r>
         <w:drawing>
           <wp:inline distT="0" distB="0" distL="0" distR="0">
-            <wp:extent cx="6124575" cy="3552825"/>
+            <wp:extent cx="6124575" cy="3057525"/>
             <wp:effectExtent t="0" r="0" b="0" l="0"/>
             <wp:docPr id="1" name="" descr="" title=""/>
             <wp:cNvGraphicFramePr>
@@ -4467,7 +4467,7 @@
                   <pic:spPr bwMode="auto">
                     <a:xfrm>
                       <a:off x="0" y="0"/>
-                      <a:ext cx="6124575" cy="3552825"/>
+                      <a:ext cx="6124575" cy="3057525"/>
                     </a:xfrm>
                     <a:prstGeom prst="rect">
                       <a:avLst/>
@@ -4508,7 +4508,7 @@
       <w:r>
         <w:drawing>
           <wp:inline distT="0" distB="0" distL="0" distR="0">
-            <wp:extent cx="3429000" cy="2400300"/>
+            <wp:extent cx="3429000" cy="2962275"/>
             <wp:effectExtent t="0" r="0" b="0" l="0"/>
             <wp:docPr id="1" name="" descr="" title=""/>
             <wp:cNvGraphicFramePr>
@@ -4533,7 +4533,7 @@
                   <pic:spPr bwMode="auto">
                     <a:xfrm>
                       <a:off x="0" y="0"/>
-                      <a:ext cx="3429000" cy="2400300"/>
+                      <a:ext cx="3429000" cy="2962275"/>
                     </a:xfrm>
                     <a:prstGeom prst="rect">
                       <a:avLst/>
@@ -4712,7 +4712,7 @@
       <w:r>
         <w:drawing>
           <wp:inline distT="0" distB="0" distL="0" distR="0">
-            <wp:extent cx="6124575" cy="3552825"/>
+            <wp:extent cx="6124575" cy="3286125"/>
             <wp:effectExtent t="0" r="0" b="0" l="0"/>
             <wp:docPr id="1" name="" descr="" title=""/>
             <wp:cNvGraphicFramePr>
@@ -4737,7 +4737,7 @@
                   <pic:spPr bwMode="auto">
                     <a:xfrm>
                       <a:off x="0" y="0"/>
-                      <a:ext cx="6124575" cy="3552825"/>
+                      <a:ext cx="6124575" cy="3286125"/>
                     </a:xfrm>
                     <a:prstGeom prst="rect">
                       <a:avLst/>
@@ -5154,7 +5154,7 @@
       <w:r>
         <w:drawing>
           <wp:inline distT="0" distB="0" distL="0" distR="0">
-            <wp:extent cx="6124575" cy="3552825"/>
+            <wp:extent cx="6124575" cy="3057525"/>
             <wp:effectExtent t="0" r="0" b="0" l="0"/>
             <wp:docPr id="1" name="" descr="" title=""/>
             <wp:cNvGraphicFramePr>
@@ -5179,7 +5179,7 @@
                   <pic:spPr bwMode="auto">
                     <a:xfrm>
                       <a:off x="0" y="0"/>
-                      <a:ext cx="6124575" cy="3552825"/>
+                      <a:ext cx="6124575" cy="3057525"/>
                     </a:xfrm>
                     <a:prstGeom prst="rect">
                       <a:avLst/>
@@ -5220,7 +5220,7 @@
       <w:r>
         <w:drawing>
           <wp:inline distT="0" distB="0" distL="0" distR="0">
-            <wp:extent cx="3429000" cy="2400300"/>
+            <wp:extent cx="3429000" cy="3429000"/>
             <wp:effectExtent t="0" r="0" b="0" l="0"/>
             <wp:docPr id="1" name="" descr="" title=""/>
             <wp:cNvGraphicFramePr>
@@ -5245,7 +5245,7 @@
                   <pic:spPr bwMode="auto">
                     <a:xfrm>
                       <a:off x="0" y="0"/>
-                      <a:ext cx="3429000" cy="2400300"/>
+                      <a:ext cx="3429000" cy="3429000"/>
                     </a:xfrm>
                     <a:prstGeom prst="rect">
                       <a:avLst/>
@@ -5425,7 +5425,7 @@
       <w:r>
         <w:drawing>
           <wp:inline distT="0" distB="0" distL="0" distR="0">
-            <wp:extent cx="6124575" cy="3552825"/>
+            <wp:extent cx="6124575" cy="3352800"/>
             <wp:effectExtent t="0" r="0" b="0" l="0"/>
             <wp:docPr id="1" name="" descr="" title=""/>
             <wp:cNvGraphicFramePr>
@@ -5450,7 +5450,7 @@
                   <pic:spPr bwMode="auto">
                     <a:xfrm>
                       <a:off x="0" y="0"/>
-                      <a:ext cx="6124575" cy="3552825"/>
+                      <a:ext cx="6124575" cy="3352800"/>
                     </a:xfrm>
                     <a:prstGeom prst="rect">
                       <a:avLst/>
@@ -6385,7 +6385,7 @@
       <w:r>
         <w:drawing>
           <wp:inline distT="0" distB="0" distL="0" distR="0">
-            <wp:extent cx="6124575" cy="3552825"/>
+            <wp:extent cx="6124575" cy="3067050"/>
             <wp:effectExtent t="0" r="0" b="0" l="0"/>
             <wp:docPr id="1" name="" descr="" title=""/>
             <wp:cNvGraphicFramePr>
@@ -6410,7 +6410,7 @@
                   <pic:spPr bwMode="auto">
                     <a:xfrm>
                       <a:off x="0" y="0"/>
-                      <a:ext cx="6124575" cy="3552825"/>
+                      <a:ext cx="6124575" cy="3067050"/>
                     </a:xfrm>
                     <a:prstGeom prst="rect">
                       <a:avLst/>
@@ -6963,7 +6963,7 @@
       <w:r>
         <w:drawing>
           <wp:inline distT="0" distB="0" distL="0" distR="0">
-            <wp:extent cx="6124575" cy="3552825"/>
+            <wp:extent cx="6124575" cy="3067050"/>
             <wp:effectExtent t="0" r="0" b="0" l="0"/>
             <wp:docPr id="1" name="" descr="" title=""/>
             <wp:cNvGraphicFramePr>
@@ -6988,7 +6988,7 @@
                   <pic:spPr bwMode="auto">
                     <a:xfrm>
                       <a:off x="0" y="0"/>
-                      <a:ext cx="6124575" cy="3552825"/>
+                      <a:ext cx="6124575" cy="3067050"/>
                     </a:xfrm>
                     <a:prstGeom prst="rect">
                       <a:avLst/>
@@ -7550,7 +7550,7 @@
       <w:r>
         <w:drawing>
           <wp:inline distT="0" distB="0" distL="0" distR="0">
-            <wp:extent cx="3429000" cy="2400300"/>
+            <wp:extent cx="3429000" cy="3743325"/>
             <wp:effectExtent t="0" r="0" b="0" l="0"/>
             <wp:docPr id="1" name="" descr="" title=""/>
             <wp:cNvGraphicFramePr>
@@ -7575,7 +7575,7 @@
                   <pic:spPr bwMode="auto">
                     <a:xfrm>
                       <a:off x="0" y="0"/>
-                      <a:ext cx="3429000" cy="2400300"/>
+                      <a:ext cx="3429000" cy="3743325"/>
                     </a:xfrm>
                     <a:prstGeom prst="rect">
                       <a:avLst/>

--- a/Rostas_Coordinator_Guide.docx
+++ b/Rostas_Coordinator_Guide.docx
@@ -111,7 +111,7 @@
     </w:p>
     <w:p>
       <w:pPr>
-        <w:spacing w:before="200" w:after="320"/>
+        <w:spacing w:before="200" w:after="200"/>
       </w:pPr>
       <w:r>
         <w:rPr>
@@ -125,2384 +125,25 @@
         <w:t xml:space="preserve">Contents</w:t>
       </w:r>
     </w:p>
-    <w:p>
-      <w:pPr>
-        <w:tabs>
-          <w:tab w:val="right" w:pos="9638" w:leader="dot"/>
-        </w:tabs>
-        <w:spacing w:before="160" w:after="60"/>
-        <w:ind w:left="0"/>
-      </w:pPr>
-      <w:r>
-        <w:rPr>
-          <w:b/>
-          <w:bCs/>
-          <w:color w:val="1B3A5C"/>
-          <w:sz w:val="22"/>
-          <w:szCs w:val="22"/>
-          <w:rFonts w:ascii="Calibri" w:cs="Calibri" w:eastAsia="Calibri" w:hAnsi="Calibri"/>
-        </w:rPr>
-        <w:t xml:space="preserve">Introduction</w:t>
-      </w:r>
-      <w:r>
-        <w:rPr>
-          <w:b/>
-          <w:bCs/>
-          <w:color w:val="1B3A5C"/>
-          <w:sz w:val="22"/>
-          <w:szCs w:val="22"/>
-        </w:rPr>
-        <w:tab/>
-      </w:r>
-      <w:r>
-        <w:rPr>
-          <w:b/>
-          <w:bCs/>
-          <w:color w:val="1B3A5C"/>
-          <w:sz w:val="22"/>
-          <w:szCs w:val="22"/>
-          <w:rFonts w:ascii="Calibri" w:cs="Calibri" w:eastAsia="Calibri" w:hAnsi="Calibri"/>
-        </w:rPr>
-        <w:t xml:space="preserve">6</w:t>
-      </w:r>
-    </w:p>
-    <w:p>
-      <w:pPr>
-        <w:tabs>
-          <w:tab w:val="right" w:pos="9638" w:leader="dot"/>
-        </w:tabs>
-        <w:spacing w:before="160" w:after="60"/>
-        <w:ind w:left="0"/>
-      </w:pPr>
-      <w:r>
-        <w:rPr>
-          <w:b/>
-          <w:bCs/>
-          <w:color w:val="1B3A5C"/>
-          <w:sz w:val="22"/>
-          <w:szCs w:val="22"/>
-          <w:rFonts w:ascii="Calibri" w:cs="Calibri" w:eastAsia="Calibri" w:hAnsi="Calibri"/>
-        </w:rPr>
-        <w:t xml:space="preserve">Who Can Do What</w:t>
-      </w:r>
-      <w:r>
-        <w:rPr>
-          <w:b/>
-          <w:bCs/>
-          <w:color w:val="1B3A5C"/>
-          <w:sz w:val="22"/>
-          <w:szCs w:val="22"/>
-        </w:rPr>
-        <w:tab/>
-      </w:r>
-      <w:r>
-        <w:rPr>
-          <w:b/>
-          <w:bCs/>
-          <w:color w:val="1B3A5C"/>
-          <w:sz w:val="22"/>
-          <w:szCs w:val="22"/>
-          <w:rFonts w:ascii="Calibri" w:cs="Calibri" w:eastAsia="Calibri" w:hAnsi="Calibri"/>
-        </w:rPr>
-        <w:t xml:space="preserve">7</w:t>
-      </w:r>
-    </w:p>
-    <w:p>
-      <w:pPr>
-        <w:tabs>
-          <w:tab w:val="right" w:pos="9638" w:leader="dot"/>
-        </w:tabs>
-        <w:spacing w:before="160" w:after="60"/>
-        <w:ind w:left="0"/>
-      </w:pPr>
-      <w:r>
-        <w:rPr>
-          <w:b/>
-          <w:bCs/>
-          <w:color w:val="1B3A5C"/>
-          <w:sz w:val="22"/>
-          <w:szCs w:val="22"/>
-          <w:rFonts w:ascii="Calibri" w:cs="Calibri" w:eastAsia="Calibri" w:hAnsi="Calibri"/>
-        </w:rPr>
-        <w:t xml:space="preserve">1. Getting Started with Rostas</w:t>
-      </w:r>
-      <w:r>
-        <w:rPr>
-          <w:b/>
-          <w:bCs/>
-          <w:color w:val="1B3A5C"/>
-          <w:sz w:val="22"/>
-          <w:szCs w:val="22"/>
-        </w:rPr>
-        <w:tab/>
-      </w:r>
-      <w:r>
-        <w:rPr>
-          <w:b/>
-          <w:bCs/>
-          <w:color w:val="1B3A5C"/>
-          <w:sz w:val="22"/>
-          <w:szCs w:val="22"/>
-          <w:rFonts w:ascii="Calibri" w:cs="Calibri" w:eastAsia="Calibri" w:hAnsi="Calibri"/>
-        </w:rPr>
-        <w:t xml:space="preserve">8</w:t>
-      </w:r>
-    </w:p>
-    <w:p>
-      <w:pPr>
-        <w:tabs>
-          <w:tab w:val="right" w:pos="9278" w:leader="dot"/>
-        </w:tabs>
-        <w:spacing w:before="80" w:after="40"/>
-        <w:ind w:left="360"/>
-      </w:pPr>
-      <w:r>
-        <w:rPr>
-          <w:b w:val="false"/>
-          <w:bCs w:val="false"/>
-          <w:color w:val="444455"/>
-          <w:sz w:val="20"/>
-          <w:szCs w:val="20"/>
-          <w:rFonts w:ascii="Calibri" w:cs="Calibri" w:eastAsia="Calibri" w:hAnsi="Calibri"/>
-        </w:rPr>
-        <w:t xml:space="preserve">The Rostas Views</w:t>
-      </w:r>
-      <w:r>
-        <w:rPr>
-          <w:b w:val="false"/>
-          <w:bCs w:val="false"/>
-          <w:color w:val="444455"/>
-          <w:sz w:val="20"/>
-          <w:szCs w:val="20"/>
-        </w:rPr>
-        <w:tab/>
-      </w:r>
-      <w:r>
-        <w:rPr>
-          <w:b w:val="false"/>
-          <w:bCs w:val="false"/>
-          <w:color w:val="444455"/>
-          <w:sz w:val="20"/>
-          <w:szCs w:val="20"/>
-          <w:rFonts w:ascii="Calibri" w:cs="Calibri" w:eastAsia="Calibri" w:hAnsi="Calibri"/>
-        </w:rPr>
-        <w:t xml:space="preserve">8</w:t>
-      </w:r>
-    </w:p>
-    <w:p>
-      <w:pPr>
-        <w:tabs>
-          <w:tab w:val="right" w:pos="9278" w:leader="dot"/>
-        </w:tabs>
-        <w:spacing w:before="80" w:after="40"/>
-        <w:ind w:left="360"/>
-      </w:pPr>
-      <w:r>
-        <w:rPr>
-          <w:b w:val="false"/>
-          <w:bCs w:val="false"/>
-          <w:color w:val="444455"/>
-          <w:sz w:val="20"/>
-          <w:szCs w:val="20"/>
-          <w:rFonts w:ascii="Calibri" w:cs="Calibri" w:eastAsia="Calibri" w:hAnsi="Calibri"/>
-        </w:rPr>
-        <w:t xml:space="preserve">Reading Results</w:t>
-      </w:r>
-      <w:r>
-        <w:rPr>
-          <w:b w:val="false"/>
-          <w:bCs w:val="false"/>
-          <w:color w:val="444455"/>
-          <w:sz w:val="20"/>
-          <w:szCs w:val="20"/>
-        </w:rPr>
-        <w:tab/>
-      </w:r>
-      <w:r>
-        <w:rPr>
-          <w:b w:val="false"/>
-          <w:bCs w:val="false"/>
-          <w:color w:val="444455"/>
-          <w:sz w:val="20"/>
-          <w:szCs w:val="20"/>
-          <w:rFonts w:ascii="Calibri" w:cs="Calibri" w:eastAsia="Calibri" w:hAnsi="Calibri"/>
-        </w:rPr>
-        <w:t xml:space="preserve">12</w:t>
-      </w:r>
-    </w:p>
-    <w:p>
-      <w:pPr>
-        <w:tabs>
-          <w:tab w:val="right" w:pos="9638" w:leader="dot"/>
-        </w:tabs>
-        <w:spacing w:before="160" w:after="60"/>
-        <w:ind w:left="0"/>
-      </w:pPr>
-      <w:r>
-        <w:rPr>
-          <w:b/>
-          <w:bCs/>
-          <w:color w:val="1B3A5C"/>
-          <w:sz w:val="22"/>
-          <w:szCs w:val="22"/>
-          <w:rFonts w:ascii="Calibri" w:cs="Calibri" w:eastAsia="Calibri" w:hAnsi="Calibri"/>
-        </w:rPr>
-        <w:t xml:space="preserve">The Roster Cycle</w:t>
-      </w:r>
-      <w:r>
-        <w:rPr>
-          <w:b/>
-          <w:bCs/>
-          <w:color w:val="1B3A5C"/>
-          <w:sz w:val="22"/>
-          <w:szCs w:val="22"/>
-        </w:rPr>
-        <w:tab/>
-      </w:r>
-      <w:r>
-        <w:rPr>
-          <w:b/>
-          <w:bCs/>
-          <w:color w:val="1B3A5C"/>
-          <w:sz w:val="22"/>
-          <w:szCs w:val="22"/>
-          <w:rFonts w:ascii="Calibri" w:cs="Calibri" w:eastAsia="Calibri" w:hAnsi="Calibri"/>
-        </w:rPr>
-        <w:t xml:space="preserve">13</w:t>
-      </w:r>
-    </w:p>
-    <w:p>
-      <w:pPr>
-        <w:tabs>
-          <w:tab w:val="right" w:pos="9638" w:leader="dot"/>
-        </w:tabs>
-        <w:spacing w:before="160" w:after="60"/>
-        <w:ind w:left="0"/>
-      </w:pPr>
-      <w:r>
-        <w:rPr>
-          <w:b/>
-          <w:bCs/>
-          <w:color w:val="1B3A5C"/>
-          <w:sz w:val="22"/>
-          <w:szCs w:val="22"/>
-          <w:rFonts w:ascii="Calibri" w:cs="Calibri" w:eastAsia="Calibri" w:hAnsi="Calibri"/>
-        </w:rPr>
-        <w:t xml:space="preserve">3. Step 0 — Refresh the Seasons Calendar</w:t>
-      </w:r>
-      <w:r>
-        <w:rPr>
-          <w:b/>
-          <w:bCs/>
-          <w:color w:val="1B3A5C"/>
-          <w:sz w:val="22"/>
-          <w:szCs w:val="22"/>
-        </w:rPr>
-        <w:tab/>
-      </w:r>
-      <w:r>
-        <w:rPr>
-          <w:b/>
-          <w:bCs/>
-          <w:color w:val="1B3A5C"/>
-          <w:sz w:val="22"/>
-          <w:szCs w:val="22"/>
-          <w:rFonts w:ascii="Calibri" w:cs="Calibri" w:eastAsia="Calibri" w:hAnsi="Calibri"/>
-        </w:rPr>
-        <w:t xml:space="preserve">14</w:t>
-      </w:r>
-    </w:p>
-    <w:p>
-      <w:pPr>
-        <w:tabs>
-          <w:tab w:val="right" w:pos="9638" w:leader="dot"/>
-        </w:tabs>
-        <w:spacing w:before="160" w:after="60"/>
-        <w:ind w:left="0"/>
-      </w:pPr>
-      <w:r>
-        <w:rPr>
-          <w:b/>
-          <w:bCs/>
-          <w:color w:val="1B3A5C"/>
-          <w:sz w:val="22"/>
-          <w:szCs w:val="22"/>
-          <w:rFonts w:ascii="Calibri" w:cs="Calibri" w:eastAsia="Calibri" w:hAnsi="Calibri"/>
-        </w:rPr>
-        <w:t xml:space="preserve">Step 2 — Role Preferences</w:t>
-      </w:r>
-      <w:r>
-        <w:rPr>
-          <w:b/>
-          <w:bCs/>
-          <w:color w:val="1B3A5C"/>
-          <w:sz w:val="22"/>
-          <w:szCs w:val="22"/>
-        </w:rPr>
-        <w:tab/>
-      </w:r>
-      <w:r>
-        <w:rPr>
-          <w:b/>
-          <w:bCs/>
-          <w:color w:val="1B3A5C"/>
-          <w:sz w:val="22"/>
-          <w:szCs w:val="22"/>
-          <w:rFonts w:ascii="Calibri" w:cs="Calibri" w:eastAsia="Calibri" w:hAnsi="Calibri"/>
-        </w:rPr>
-        <w:t xml:space="preserve">17</w:t>
-      </w:r>
-    </w:p>
-    <w:p>
-      <w:pPr>
-        <w:tabs>
-          <w:tab w:val="right" w:pos="9278" w:leader="dot"/>
-        </w:tabs>
-        <w:spacing w:before="80" w:after="40"/>
-        <w:ind w:left="360"/>
-      </w:pPr>
-      <w:r>
-        <w:rPr>
-          <w:b w:val="false"/>
-          <w:bCs w:val="false"/>
-          <w:color w:val="444455"/>
-          <w:sz w:val="20"/>
-          <w:szCs w:val="20"/>
-          <w:rFonts w:ascii="Calibri" w:cs="Calibri" w:eastAsia="Calibri" w:hAnsi="Calibri"/>
-        </w:rPr>
-        <w:t xml:space="preserve">Option A — Volunteers Set Their Own Preferences</w:t>
-      </w:r>
-      <w:r>
-        <w:rPr>
-          <w:b w:val="false"/>
-          <w:bCs w:val="false"/>
-          <w:color w:val="444455"/>
-          <w:sz w:val="20"/>
-          <w:szCs w:val="20"/>
-        </w:rPr>
-        <w:tab/>
-      </w:r>
-      <w:r>
-        <w:rPr>
-          <w:b w:val="false"/>
-          <w:bCs w:val="false"/>
-          <w:color w:val="444455"/>
-          <w:sz w:val="20"/>
-          <w:szCs w:val="20"/>
-          <w:rFonts w:ascii="Calibri" w:cs="Calibri" w:eastAsia="Calibri" w:hAnsi="Calibri"/>
-        </w:rPr>
-        <w:t xml:space="preserve">17</w:t>
-      </w:r>
-    </w:p>
-    <w:p>
-      <w:pPr>
-        <w:tabs>
-          <w:tab w:val="right" w:pos="9278" w:leader="dot"/>
-        </w:tabs>
-        <w:spacing w:before="80" w:after="40"/>
-        <w:ind w:left="360"/>
-      </w:pPr>
-      <w:r>
-        <w:rPr>
-          <w:b w:val="false"/>
-          <w:bCs w:val="false"/>
-          <w:color w:val="444455"/>
-          <w:sz w:val="20"/>
-          <w:szCs w:val="20"/>
-          <w:rFonts w:ascii="Calibri" w:cs="Calibri" w:eastAsia="Calibri" w:hAnsi="Calibri"/>
-        </w:rPr>
-        <w:t xml:space="preserve">Option B — You Set Preferences on Their Behalf</w:t>
-      </w:r>
-      <w:r>
-        <w:rPr>
-          <w:b w:val="false"/>
-          <w:bCs w:val="false"/>
-          <w:color w:val="444455"/>
-          <w:sz w:val="20"/>
-          <w:szCs w:val="20"/>
-        </w:rPr>
-        <w:tab/>
-      </w:r>
-      <w:r>
-        <w:rPr>
-          <w:b w:val="false"/>
-          <w:bCs w:val="false"/>
-          <w:color w:val="444455"/>
-          <w:sz w:val="20"/>
-          <w:szCs w:val="20"/>
-          <w:rFonts w:ascii="Calibri" w:cs="Calibri" w:eastAsia="Calibri" w:hAnsi="Calibri"/>
-        </w:rPr>
-        <w:t xml:space="preserve">17</w:t>
-      </w:r>
-    </w:p>
-    <w:p>
-      <w:pPr>
-        <w:tabs>
-          <w:tab w:val="right" w:pos="9638" w:leader="dot"/>
-        </w:tabs>
-        <w:spacing w:before="160" w:after="60"/>
-        <w:ind w:left="0"/>
-      </w:pPr>
-      <w:r>
-        <w:rPr>
-          <w:b/>
-          <w:bCs/>
-          <w:color w:val="1B3A5C"/>
-          <w:sz w:val="22"/>
-          <w:szCs w:val="22"/>
-          <w:rFonts w:ascii="Calibri" w:cs="Calibri" w:eastAsia="Calibri" w:hAnsi="Calibri"/>
-        </w:rPr>
-        <w:t xml:space="preserve">Volunteer Frequency Settings</w:t>
-      </w:r>
-      <w:r>
-        <w:rPr>
-          <w:b/>
-          <w:bCs/>
-          <w:color w:val="1B3A5C"/>
-          <w:sz w:val="22"/>
-          <w:szCs w:val="22"/>
-        </w:rPr>
-        <w:tab/>
-      </w:r>
-      <w:r>
-        <w:rPr>
-          <w:b/>
-          <w:bCs/>
-          <w:color w:val="1B3A5C"/>
-          <w:sz w:val="22"/>
-          <w:szCs w:val="22"/>
-          <w:rFonts w:ascii="Calibri" w:cs="Calibri" w:eastAsia="Calibri" w:hAnsi="Calibri"/>
-        </w:rPr>
-        <w:t xml:space="preserve">19</w:t>
-      </w:r>
-    </w:p>
-    <w:p>
-      <w:pPr>
-        <w:tabs>
-          <w:tab w:val="right" w:pos="9278" w:leader="dot"/>
-        </w:tabs>
-        <w:spacing w:before="80" w:after="40"/>
-        <w:ind w:left="360"/>
-      </w:pPr>
-      <w:r>
-        <w:rPr>
-          <w:b w:val="false"/>
-          <w:bCs w:val="false"/>
-          <w:color w:val="444455"/>
-          <w:sz w:val="20"/>
-          <w:szCs w:val="20"/>
-          <w:rFonts w:ascii="Calibri" w:cs="Calibri" w:eastAsia="Calibri" w:hAnsi="Calibri"/>
-        </w:rPr>
-        <w:t xml:space="preserve">To set or update frequency:</w:t>
-      </w:r>
-      <w:r>
-        <w:rPr>
-          <w:b w:val="false"/>
-          <w:bCs w:val="false"/>
-          <w:color w:val="444455"/>
-          <w:sz w:val="20"/>
-          <w:szCs w:val="20"/>
-        </w:rPr>
-        <w:tab/>
-      </w:r>
-      <w:r>
-        <w:rPr>
-          <w:b w:val="false"/>
-          <w:bCs w:val="false"/>
-          <w:color w:val="444455"/>
-          <w:sz w:val="20"/>
-          <w:szCs w:val="20"/>
-          <w:rFonts w:ascii="Calibri" w:cs="Calibri" w:eastAsia="Calibri" w:hAnsi="Calibri"/>
-        </w:rPr>
-        <w:t xml:space="preserve">20</w:t>
-      </w:r>
-    </w:p>
-    <w:p>
-      <w:pPr>
-        <w:tabs>
-          <w:tab w:val="right" w:pos="9638" w:leader="dot"/>
-        </w:tabs>
-        <w:spacing w:before="160" w:after="60"/>
-        <w:ind w:left="0"/>
-      </w:pPr>
-      <w:r>
-        <w:rPr>
-          <w:b/>
-          <w:bCs/>
-          <w:color w:val="1B3A5C"/>
-          <w:sz w:val="22"/>
-          <w:szCs w:val="22"/>
-          <w:rFonts w:ascii="Calibri" w:cs="Calibri" w:eastAsia="Calibri" w:hAnsi="Calibri"/>
-        </w:rPr>
-        <w:t xml:space="preserve">6. Step 3 — Send Availability Emails</w:t>
-      </w:r>
-      <w:r>
-        <w:rPr>
-          <w:b/>
-          <w:bCs/>
-          <w:color w:val="1B3A5C"/>
-          <w:sz w:val="22"/>
-          <w:szCs w:val="22"/>
-        </w:rPr>
-        <w:tab/>
-      </w:r>
-      <w:r>
-        <w:rPr>
-          <w:b/>
-          <w:bCs/>
-          <w:color w:val="1B3A5C"/>
-          <w:sz w:val="22"/>
-          <w:szCs w:val="22"/>
-          <w:rFonts w:ascii="Calibri" w:cs="Calibri" w:eastAsia="Calibri" w:hAnsi="Calibri"/>
-        </w:rPr>
-        <w:t xml:space="preserve">22</w:t>
-      </w:r>
-    </w:p>
-    <w:p>
-      <w:pPr>
-        <w:tabs>
-          <w:tab w:val="right" w:pos="9278" w:leader="dot"/>
-        </w:tabs>
-        <w:spacing w:before="80" w:after="40"/>
-        <w:ind w:left="360"/>
-      </w:pPr>
-      <w:r>
-        <w:rPr>
-          <w:b w:val="false"/>
-          <w:bCs w:val="false"/>
-          <w:color w:val="444455"/>
-          <w:sz w:val="20"/>
-          <w:szCs w:val="20"/>
-          <w:rFonts w:ascii="Calibri" w:cs="Calibri" w:eastAsia="Calibri" w:hAnsi="Calibri"/>
-        </w:rPr>
-        <w:t xml:space="preserve">What if someone missed the email?</w:t>
-      </w:r>
-      <w:r>
-        <w:rPr>
-          <w:b w:val="false"/>
-          <w:bCs w:val="false"/>
-          <w:color w:val="444455"/>
-          <w:sz w:val="20"/>
-          <w:szCs w:val="20"/>
-        </w:rPr>
-        <w:tab/>
-      </w:r>
-      <w:r>
-        <w:rPr>
-          <w:b w:val="false"/>
-          <w:bCs w:val="false"/>
-          <w:color w:val="444455"/>
-          <w:sz w:val="20"/>
-          <w:szCs w:val="20"/>
-          <w:rFonts w:ascii="Calibri" w:cs="Calibri" w:eastAsia="Calibri" w:hAnsi="Calibri"/>
-        </w:rPr>
-        <w:t xml:space="preserve">23</w:t>
-      </w:r>
-    </w:p>
-    <w:p>
-      <w:pPr>
-        <w:tabs>
-          <w:tab w:val="right" w:pos="9638" w:leader="dot"/>
-        </w:tabs>
-        <w:spacing w:before="160" w:after="60"/>
-        <w:ind w:left="0"/>
-      </w:pPr>
-      <w:r>
-        <w:rPr>
-          <w:b/>
-          <w:bCs/>
-          <w:color w:val="1B3A5C"/>
-          <w:sz w:val="22"/>
-          <w:szCs w:val="22"/>
-          <w:rFonts w:ascii="Calibri" w:cs="Calibri" w:eastAsia="Calibri" w:hAnsi="Calibri"/>
-        </w:rPr>
-        <w:t xml:space="preserve">Step 4 — Build the Roster</w:t>
-      </w:r>
-      <w:r>
-        <w:rPr>
-          <w:b/>
-          <w:bCs/>
-          <w:color w:val="1B3A5C"/>
-          <w:sz w:val="22"/>
-          <w:szCs w:val="22"/>
-        </w:rPr>
-        <w:tab/>
-      </w:r>
-      <w:r>
-        <w:rPr>
-          <w:b/>
-          <w:bCs/>
-          <w:color w:val="1B3A5C"/>
-          <w:sz w:val="22"/>
-          <w:szCs w:val="22"/>
-          <w:rFonts w:ascii="Calibri" w:cs="Calibri" w:eastAsia="Calibri" w:hAnsi="Calibri"/>
-        </w:rPr>
-        <w:t xml:space="preserve">24</w:t>
-      </w:r>
-    </w:p>
-    <w:p>
-      <w:pPr>
-        <w:tabs>
-          <w:tab w:val="right" w:pos="9278" w:leader="dot"/>
-        </w:tabs>
-        <w:spacing w:before="80" w:after="40"/>
-        <w:ind w:left="360"/>
-      </w:pPr>
-      <w:r>
-        <w:rPr>
-          <w:b w:val="false"/>
-          <w:bCs w:val="false"/>
-          <w:color w:val="444455"/>
-          <w:sz w:val="20"/>
-          <w:szCs w:val="20"/>
-          <w:rFonts w:ascii="Calibri" w:cs="Calibri" w:eastAsia="Calibri" w:hAnsi="Calibri"/>
-        </w:rPr>
-        <w:t xml:space="preserve">The Four Priority Tiers</w:t>
-      </w:r>
-      <w:r>
-        <w:rPr>
-          <w:b w:val="false"/>
-          <w:bCs w:val="false"/>
-          <w:color w:val="444455"/>
-          <w:sz w:val="20"/>
-          <w:szCs w:val="20"/>
-        </w:rPr>
-        <w:tab/>
-      </w:r>
-      <w:r>
-        <w:rPr>
-          <w:b w:val="false"/>
-          <w:bCs w:val="false"/>
-          <w:color w:val="444455"/>
-          <w:sz w:val="20"/>
-          <w:szCs w:val="20"/>
-          <w:rFonts w:ascii="Calibri" w:cs="Calibri" w:eastAsia="Calibri" w:hAnsi="Calibri"/>
-        </w:rPr>
-        <w:t xml:space="preserve">25</w:t>
-      </w:r>
-    </w:p>
-    <w:p>
-      <w:pPr>
-        <w:tabs>
-          <w:tab w:val="right" w:pos="9278" w:leader="dot"/>
-        </w:tabs>
-        <w:spacing w:before="80" w:after="40"/>
-        <w:ind w:left="360"/>
-      </w:pPr>
-      <w:r>
-        <w:rPr>
-          <w:b w:val="false"/>
-          <w:bCs w:val="false"/>
-          <w:color w:val="444455"/>
-          <w:sz w:val="20"/>
-          <w:szCs w:val="20"/>
-          <w:rFonts w:ascii="Calibri" w:cs="Calibri" w:eastAsia="Calibri" w:hAnsi="Calibri"/>
-        </w:rPr>
-        <w:t xml:space="preserve">Reviewing the Result — The Traffic Light System</w:t>
-      </w:r>
-      <w:r>
-        <w:rPr>
-          <w:b w:val="false"/>
-          <w:bCs w:val="false"/>
-          <w:color w:val="444455"/>
-          <w:sz w:val="20"/>
-          <w:szCs w:val="20"/>
-        </w:rPr>
-        <w:tab/>
-      </w:r>
-      <w:r>
-        <w:rPr>
-          <w:b w:val="false"/>
-          <w:bCs w:val="false"/>
-          <w:color w:val="444455"/>
-          <w:sz w:val="20"/>
-          <w:szCs w:val="20"/>
-          <w:rFonts w:ascii="Calibri" w:cs="Calibri" w:eastAsia="Calibri" w:hAnsi="Calibri"/>
-        </w:rPr>
-        <w:t xml:space="preserve">25</w:t>
-      </w:r>
-    </w:p>
-    <w:p>
-      <w:pPr>
-        <w:tabs>
-          <w:tab w:val="right" w:pos="9278" w:leader="dot"/>
-        </w:tabs>
-        <w:spacing w:before="80" w:after="40"/>
-        <w:ind w:left="360"/>
-      </w:pPr>
-      <w:r>
-        <w:rPr>
-          <w:b w:val="false"/>
-          <w:bCs w:val="false"/>
-          <w:color w:val="444455"/>
-          <w:sz w:val="20"/>
-          <w:szCs w:val="20"/>
-          <w:rFonts w:ascii="Calibri" w:cs="Calibri" w:eastAsia="Calibri" w:hAnsi="Calibri"/>
-        </w:rPr>
-        <w:t xml:space="preserve">Editing the Roster Before Sending</w:t>
-      </w:r>
-      <w:r>
-        <w:rPr>
-          <w:b w:val="false"/>
-          <w:bCs w:val="false"/>
-          <w:color w:val="444455"/>
-          <w:sz w:val="20"/>
-          <w:szCs w:val="20"/>
-        </w:rPr>
-        <w:tab/>
-      </w:r>
-      <w:r>
-        <w:rPr>
-          <w:b w:val="false"/>
-          <w:bCs w:val="false"/>
-          <w:color w:val="444455"/>
-          <w:sz w:val="20"/>
-          <w:szCs w:val="20"/>
-          <w:rFonts w:ascii="Calibri" w:cs="Calibri" w:eastAsia="Calibri" w:hAnsi="Calibri"/>
-        </w:rPr>
-        <w:t xml:space="preserve">25</w:t>
-      </w:r>
-    </w:p>
-    <w:p>
-      <w:pPr>
-        <w:tabs>
-          <w:tab w:val="right" w:pos="9638" w:leader="dot"/>
-        </w:tabs>
-        <w:spacing w:before="160" w:after="60"/>
-        <w:ind w:left="0"/>
-      </w:pPr>
-      <w:r>
-        <w:rPr>
-          <w:b/>
-          <w:bCs/>
-          <w:color w:val="1B3A5C"/>
-          <w:sz w:val="22"/>
-          <w:szCs w:val="22"/>
-          <w:rFonts w:ascii="Calibri" w:cs="Calibri" w:eastAsia="Calibri" w:hAnsi="Calibri"/>
-        </w:rPr>
-        <w:t xml:space="preserve">Step 5 — Preview Communications</w:t>
-      </w:r>
-      <w:r>
-        <w:rPr>
-          <w:b/>
-          <w:bCs/>
-          <w:color w:val="1B3A5C"/>
-          <w:sz w:val="22"/>
-          <w:szCs w:val="22"/>
-        </w:rPr>
-        <w:tab/>
-      </w:r>
-      <w:r>
-        <w:rPr>
-          <w:b/>
-          <w:bCs/>
-          <w:color w:val="1B3A5C"/>
-          <w:sz w:val="22"/>
-          <w:szCs w:val="22"/>
-          <w:rFonts w:ascii="Calibri" w:cs="Calibri" w:eastAsia="Calibri" w:hAnsi="Calibri"/>
-        </w:rPr>
-        <w:t xml:space="preserve">27</w:t>
-      </w:r>
-    </w:p>
-    <w:p>
-      <w:pPr>
-        <w:tabs>
-          <w:tab w:val="right" w:pos="9638" w:leader="dot"/>
-        </w:tabs>
-        <w:spacing w:before="160" w:after="60"/>
-        <w:ind w:left="0"/>
-      </w:pPr>
-      <w:r>
-        <w:rPr>
-          <w:b/>
-          <w:bCs/>
-          <w:color w:val="1B3A5C"/>
-          <w:sz w:val="22"/>
-          <w:szCs w:val="22"/>
-          <w:rFonts w:ascii="Calibri" w:cs="Calibri" w:eastAsia="Calibri" w:hAnsi="Calibri"/>
-        </w:rPr>
-        <w:t xml:space="preserve">Step 6 — Send Notifications</w:t>
-      </w:r>
-      <w:r>
-        <w:rPr>
-          <w:b/>
-          <w:bCs/>
-          <w:color w:val="1B3A5C"/>
-          <w:sz w:val="22"/>
-          <w:szCs w:val="22"/>
-        </w:rPr>
-        <w:tab/>
-      </w:r>
-      <w:r>
-        <w:rPr>
-          <w:b/>
-          <w:bCs/>
-          <w:color w:val="1B3A5C"/>
-          <w:sz w:val="22"/>
-          <w:szCs w:val="22"/>
-          <w:rFonts w:ascii="Calibri" w:cs="Calibri" w:eastAsia="Calibri" w:hAnsi="Calibri"/>
-        </w:rPr>
-        <w:t xml:space="preserve">29</w:t>
-      </w:r>
-    </w:p>
-    <w:p>
-      <w:pPr>
-        <w:tabs>
-          <w:tab w:val="right" w:pos="9638" w:leader="dot"/>
-        </w:tabs>
-        <w:spacing w:before="160" w:after="60"/>
-        <w:ind w:left="0"/>
-      </w:pPr>
-      <w:r>
-        <w:rPr>
-          <w:b/>
-          <w:bCs/>
-          <w:color w:val="1B3A5C"/>
-          <w:sz w:val="22"/>
-          <w:szCs w:val="22"/>
-          <w:rFonts w:ascii="Calibri" w:cs="Calibri" w:eastAsia="Calibri" w:hAnsi="Calibri"/>
-        </w:rPr>
-        <w:t xml:space="preserve">Manual Replacement</w:t>
-      </w:r>
-      <w:r>
-        <w:rPr>
-          <w:b/>
-          <w:bCs/>
-          <w:color w:val="1B3A5C"/>
-          <w:sz w:val="22"/>
-          <w:szCs w:val="22"/>
-        </w:rPr>
-        <w:tab/>
-      </w:r>
-      <w:r>
-        <w:rPr>
-          <w:b/>
-          <w:bCs/>
-          <w:color w:val="1B3A5C"/>
-          <w:sz w:val="22"/>
-          <w:szCs w:val="22"/>
-          <w:rFonts w:ascii="Calibri" w:cs="Calibri" w:eastAsia="Calibri" w:hAnsi="Calibri"/>
-        </w:rPr>
-        <w:t xml:space="preserve">31</w:t>
-      </w:r>
-    </w:p>
-    <w:p>
-      <w:pPr>
-        <w:tabs>
-          <w:tab w:val="right" w:pos="9638" w:leader="dot"/>
-        </w:tabs>
-        <w:spacing w:before="160" w:after="60"/>
-        <w:ind w:left="0"/>
-      </w:pPr>
-      <w:r>
-        <w:rPr>
-          <w:b/>
-          <w:bCs/>
-          <w:color w:val="1B3A5C"/>
-          <w:sz w:val="22"/>
-          <w:szCs w:val="22"/>
-          <w:rFonts w:ascii="Calibri" w:cs="Calibri" w:eastAsia="Calibri" w:hAnsi="Calibri"/>
-        </w:rPr>
-        <w:t xml:space="preserve">11. The SMS Replacement Chain</w:t>
-      </w:r>
-      <w:r>
-        <w:rPr>
-          <w:b/>
-          <w:bCs/>
-          <w:color w:val="1B3A5C"/>
-          <w:sz w:val="22"/>
-          <w:szCs w:val="22"/>
-        </w:rPr>
-        <w:tab/>
-      </w:r>
-      <w:r>
-        <w:rPr>
-          <w:b/>
-          <w:bCs/>
-          <w:color w:val="1B3A5C"/>
-          <w:sz w:val="22"/>
-          <w:szCs w:val="22"/>
-          <w:rFonts w:ascii="Calibri" w:cs="Calibri" w:eastAsia="Calibri" w:hAnsi="Calibri"/>
-        </w:rPr>
-        <w:t xml:space="preserve">33</w:t>
-      </w:r>
-    </w:p>
-    <w:p>
-      <w:pPr>
-        <w:tabs>
-          <w:tab w:val="right" w:pos="9278" w:leader="dot"/>
-        </w:tabs>
-        <w:spacing w:before="80" w:after="40"/>
-        <w:ind w:left="360"/>
-      </w:pPr>
-      <w:r>
-        <w:rPr>
-          <w:b w:val="false"/>
-          <w:bCs w:val="false"/>
-          <w:color w:val="444455"/>
-          <w:sz w:val="20"/>
-          <w:szCs w:val="20"/>
-          <w:rFonts w:ascii="Calibri" w:cs="Calibri" w:eastAsia="Calibri" w:hAnsi="Calibri"/>
-        </w:rPr>
-        <w:t xml:space="preserve">What happens automatically:</w:t>
-      </w:r>
-      <w:r>
-        <w:rPr>
-          <w:b w:val="false"/>
-          <w:bCs w:val="false"/>
-          <w:color w:val="444455"/>
-          <w:sz w:val="20"/>
-          <w:szCs w:val="20"/>
-        </w:rPr>
-        <w:tab/>
-      </w:r>
-      <w:r>
-        <w:rPr>
-          <w:b w:val="false"/>
-          <w:bCs w:val="false"/>
-          <w:color w:val="444455"/>
-          <w:sz w:val="20"/>
-          <w:szCs w:val="20"/>
-          <w:rFonts w:ascii="Calibri" w:cs="Calibri" w:eastAsia="Calibri" w:hAnsi="Calibri"/>
-        </w:rPr>
-        <w:t xml:space="preserve">33</w:t>
-      </w:r>
-    </w:p>
-    <w:p>
-      <w:pPr>
-        <w:tabs>
-          <w:tab w:val="right" w:pos="9638" w:leader="dot"/>
-        </w:tabs>
-        <w:spacing w:before="160" w:after="60"/>
-        <w:ind w:left="0"/>
-      </w:pPr>
-      <w:r>
-        <w:rPr>
-          <w:b/>
-          <w:bCs/>
-          <w:color w:val="1B3A5C"/>
-          <w:sz w:val="22"/>
-          <w:szCs w:val="22"/>
-          <w:rFonts w:ascii="Calibri" w:cs="Calibri" w:eastAsia="Calibri" w:hAnsi="Calibri"/>
-        </w:rPr>
-        <w:t xml:space="preserve">12. Checking the Status Dashboard</w:t>
-      </w:r>
-      <w:r>
-        <w:rPr>
-          <w:b/>
-          <w:bCs/>
-          <w:color w:val="1B3A5C"/>
-          <w:sz w:val="22"/>
-          <w:szCs w:val="22"/>
-        </w:rPr>
-        <w:tab/>
-      </w:r>
-      <w:r>
-        <w:rPr>
-          <w:b/>
-          <w:bCs/>
-          <w:color w:val="1B3A5C"/>
-          <w:sz w:val="22"/>
-          <w:szCs w:val="22"/>
-          <w:rFonts w:ascii="Calibri" w:cs="Calibri" w:eastAsia="Calibri" w:hAnsi="Calibri"/>
-        </w:rPr>
-        <w:t xml:space="preserve">34</w:t>
-      </w:r>
-    </w:p>
-    <w:p>
-      <w:pPr>
-        <w:tabs>
-          <w:tab w:val="right" w:pos="9278" w:leader="dot"/>
-        </w:tabs>
-        <w:spacing w:before="80" w:after="40"/>
-        <w:ind w:left="360"/>
-      </w:pPr>
-      <w:r>
-        <w:rPr>
-          <w:b w:val="false"/>
-          <w:bCs w:val="false"/>
-          <w:color w:val="444455"/>
-          <w:sz w:val="20"/>
-          <w:szCs w:val="20"/>
-          <w:rFonts w:ascii="Calibri" w:cs="Calibri" w:eastAsia="Calibri" w:hAnsi="Calibri"/>
-        </w:rPr>
-        <w:t xml:space="preserve">Common things to look for:</w:t>
-      </w:r>
-      <w:r>
-        <w:rPr>
-          <w:b w:val="false"/>
-          <w:bCs w:val="false"/>
-          <w:color w:val="444455"/>
-          <w:sz w:val="20"/>
-          <w:szCs w:val="20"/>
-        </w:rPr>
-        <w:tab/>
-      </w:r>
-      <w:r>
-        <w:rPr>
-          <w:b w:val="false"/>
-          <w:bCs w:val="false"/>
-          <w:color w:val="444455"/>
-          <w:sz w:val="20"/>
-          <w:szCs w:val="20"/>
-          <w:rFonts w:ascii="Calibri" w:cs="Calibri" w:eastAsia="Calibri" w:hAnsi="Calibri"/>
-        </w:rPr>
-        <w:t xml:space="preserve">35</w:t>
-      </w:r>
-    </w:p>
-    <w:p>
-      <w:pPr>
-        <w:tabs>
-          <w:tab w:val="right" w:pos="9638" w:leader="dot"/>
-        </w:tabs>
-        <w:spacing w:before="160" w:after="60"/>
-        <w:ind w:left="0"/>
-      </w:pPr>
-      <w:r>
-        <w:rPr>
-          <w:b/>
-          <w:bCs/>
-          <w:color w:val="1B3A5C"/>
-          <w:sz w:val="22"/>
-          <w:szCs w:val="22"/>
-          <w:rFonts w:ascii="Calibri" w:cs="Calibri" w:eastAsia="Calibri" w:hAnsi="Calibri"/>
-        </w:rPr>
-        <w:t xml:space="preserve">Step 1 — Volunteer Sync from Infoodle</w:t>
-      </w:r>
-      <w:r>
-        <w:rPr>
-          <w:b/>
-          <w:bCs/>
-          <w:color w:val="1B3A5C"/>
-          <w:sz w:val="22"/>
-          <w:szCs w:val="22"/>
-        </w:rPr>
-        <w:tab/>
-      </w:r>
-      <w:r>
-        <w:rPr>
-          <w:b/>
-          <w:bCs/>
-          <w:color w:val="1B3A5C"/>
-          <w:sz w:val="22"/>
-          <w:szCs w:val="22"/>
-          <w:rFonts w:ascii="Calibri" w:cs="Calibri" w:eastAsia="Calibri" w:hAnsi="Calibri"/>
-        </w:rPr>
-        <w:t xml:space="preserve">36</w:t>
-      </w:r>
-    </w:p>
-    <w:p>
-      <w:pPr>
-        <w:tabs>
-          <w:tab w:val="right" w:pos="9278" w:leader="dot"/>
-        </w:tabs>
-        <w:spacing w:before="80" w:after="40"/>
-        <w:ind w:left="360"/>
-      </w:pPr>
-      <w:r>
-        <w:rPr>
-          <w:b w:val="false"/>
-          <w:bCs w:val="false"/>
-          <w:color w:val="444455"/>
-          <w:sz w:val="20"/>
-          <w:szCs w:val="20"/>
-          <w:rFonts w:ascii="Calibri" w:cs="Calibri" w:eastAsia="Calibri" w:hAnsi="Calibri"/>
-        </w:rPr>
-        <w:t xml:space="preserve">Run a manual sync when:</w:t>
-      </w:r>
-      <w:r>
-        <w:rPr>
-          <w:b w:val="false"/>
-          <w:bCs w:val="false"/>
-          <w:color w:val="444455"/>
-          <w:sz w:val="20"/>
-          <w:szCs w:val="20"/>
-        </w:rPr>
-        <w:tab/>
-      </w:r>
-      <w:r>
-        <w:rPr>
-          <w:b w:val="false"/>
-          <w:bCs w:val="false"/>
-          <w:color w:val="444455"/>
-          <w:sz w:val="20"/>
-          <w:szCs w:val="20"/>
-          <w:rFonts w:ascii="Calibri" w:cs="Calibri" w:eastAsia="Calibri" w:hAnsi="Calibri"/>
-        </w:rPr>
-        <w:t xml:space="preserve">37</w:t>
-      </w:r>
-    </w:p>
-    <w:p>
-      <w:pPr>
-        <w:tabs>
-          <w:tab w:val="right" w:pos="9278" w:leader="dot"/>
-        </w:tabs>
-        <w:spacing w:before="80" w:after="40"/>
-        <w:ind w:left="360"/>
-      </w:pPr>
-      <w:r>
-        <w:rPr>
-          <w:b w:val="false"/>
-          <w:bCs w:val="false"/>
-          <w:color w:val="444455"/>
-          <w:sz w:val="20"/>
-          <w:szCs w:val="20"/>
-          <w:rFonts w:ascii="Calibri" w:cs="Calibri" w:eastAsia="Calibri" w:hAnsi="Calibri"/>
-        </w:rPr>
-        <w:t xml:space="preserve">Adding a New Volunteer</w:t>
-      </w:r>
-      <w:r>
-        <w:rPr>
-          <w:b w:val="false"/>
-          <w:bCs w:val="false"/>
-          <w:color w:val="444455"/>
-          <w:sz w:val="20"/>
-          <w:szCs w:val="20"/>
-        </w:rPr>
-        <w:tab/>
-      </w:r>
-      <w:r>
-        <w:rPr>
-          <w:b w:val="false"/>
-          <w:bCs w:val="false"/>
-          <w:color w:val="444455"/>
-          <w:sz w:val="20"/>
-          <w:szCs w:val="20"/>
-          <w:rFonts w:ascii="Calibri" w:cs="Calibri" w:eastAsia="Calibri" w:hAnsi="Calibri"/>
-        </w:rPr>
-        <w:t xml:space="preserve">37</w:t>
-      </w:r>
-    </w:p>
-    <w:p>
-      <w:pPr>
-        <w:tabs>
-          <w:tab w:val="right" w:pos="9638" w:leader="dot"/>
-        </w:tabs>
-        <w:spacing w:before="160" w:after="60"/>
-        <w:ind w:left="0"/>
-      </w:pPr>
-      <w:r>
-        <w:rPr>
-          <w:b/>
-          <w:bCs/>
-          <w:color w:val="1B3A5C"/>
-          <w:sz w:val="22"/>
-          <w:szCs w:val="22"/>
-          <w:rFonts w:ascii="Calibri" w:cs="Calibri" w:eastAsia="Calibri" w:hAnsi="Calibri"/>
-        </w:rPr>
-        <w:t xml:space="preserve">Settings and Configuration</w:t>
-      </w:r>
-      <w:r>
-        <w:rPr>
-          <w:b/>
-          <w:bCs/>
-          <w:color w:val="1B3A5C"/>
-          <w:sz w:val="22"/>
-          <w:szCs w:val="22"/>
-        </w:rPr>
-        <w:tab/>
-      </w:r>
-      <w:r>
-        <w:rPr>
-          <w:b/>
-          <w:bCs/>
-          <w:color w:val="1B3A5C"/>
-          <w:sz w:val="22"/>
-          <w:szCs w:val="22"/>
-          <w:rFonts w:ascii="Calibri" w:cs="Calibri" w:eastAsia="Calibri" w:hAnsi="Calibri"/>
-        </w:rPr>
-        <w:t xml:space="preserve">38</w:t>
-      </w:r>
-    </w:p>
-    <w:p>
-      <w:pPr>
-        <w:tabs>
-          <w:tab w:val="right" w:pos="9638" w:leader="dot"/>
-        </w:tabs>
-        <w:spacing w:before="160" w:after="60"/>
-        <w:ind w:left="0"/>
-      </w:pPr>
-      <w:r>
-        <w:rPr>
-          <w:b/>
-          <w:bCs/>
-          <w:color w:val="1B3A5C"/>
-          <w:sz w:val="22"/>
-          <w:szCs w:val="22"/>
-          <w:rFonts w:ascii="Calibri" w:cs="Calibri" w:eastAsia="Calibri" w:hAnsi="Calibri"/>
-        </w:rPr>
-        <w:t xml:space="preserve">When to Contact Tech Support</w:t>
-      </w:r>
-      <w:r>
-        <w:rPr>
-          <w:b/>
-          <w:bCs/>
-          <w:color w:val="1B3A5C"/>
-          <w:sz w:val="22"/>
-          <w:szCs w:val="22"/>
-        </w:rPr>
-        <w:tab/>
-      </w:r>
-      <w:r>
-        <w:rPr>
-          <w:b/>
-          <w:bCs/>
-          <w:color w:val="1B3A5C"/>
-          <w:sz w:val="22"/>
-          <w:szCs w:val="22"/>
-          <w:rFonts w:ascii="Calibri" w:cs="Calibri" w:eastAsia="Calibri" w:hAnsi="Calibri"/>
-        </w:rPr>
-        <w:t xml:space="preserve">40</w:t>
-      </w:r>
-    </w:p>
-    <w:p>
-      <w:pPr>
-        <w:tabs>
-          <w:tab w:val="right" w:pos="9638" w:leader="dot"/>
-        </w:tabs>
-        <w:spacing w:before="160" w:after="60"/>
-        <w:ind w:left="0"/>
-      </w:pPr>
-      <w:r>
-        <w:rPr>
-          <w:b/>
-          <w:bCs/>
-          <w:color w:val="1B3A5C"/>
-          <w:sz w:val="22"/>
-          <w:szCs w:val="22"/>
-          <w:rFonts w:ascii="Calibri" w:cs="Calibri" w:eastAsia="Calibri" w:hAnsi="Calibri"/>
-        </w:rPr>
-        <w:t xml:space="preserve">Adding a New Roster Type</w:t>
-      </w:r>
-      <w:r>
-        <w:rPr>
-          <w:b/>
-          <w:bCs/>
-          <w:color w:val="1B3A5C"/>
-          <w:sz w:val="22"/>
-          <w:szCs w:val="22"/>
-        </w:rPr>
-        <w:tab/>
-      </w:r>
-      <w:r>
-        <w:rPr>
-          <w:b/>
-          <w:bCs/>
-          <w:color w:val="1B3A5C"/>
-          <w:sz w:val="22"/>
-          <w:szCs w:val="22"/>
-          <w:rFonts w:ascii="Calibri" w:cs="Calibri" w:eastAsia="Calibri" w:hAnsi="Calibri"/>
-        </w:rPr>
-        <w:t xml:space="preserve">41</w:t>
-      </w:r>
-    </w:p>
-    <w:p>
-      <w:pPr>
-        <w:tabs>
-          <w:tab w:val="right" w:pos="9278" w:leader="dot"/>
-        </w:tabs>
-        <w:spacing w:before="80" w:after="40"/>
-        <w:ind w:left="360"/>
-      </w:pPr>
-      <w:r>
-        <w:rPr>
-          <w:b w:val="false"/>
-          <w:bCs w:val="false"/>
-          <w:color w:val="444455"/>
-          <w:sz w:val="20"/>
-          <w:szCs w:val="20"/>
-          <w:rFonts w:ascii="Calibri" w:cs="Calibri" w:eastAsia="Calibri" w:hAnsi="Calibri"/>
-        </w:rPr>
-        <w:t xml:space="preserve">Step 1 — Add the Roster Type in Rostas</w:t>
-      </w:r>
-      <w:r>
-        <w:rPr>
-          <w:b w:val="false"/>
-          <w:bCs w:val="false"/>
-          <w:color w:val="444455"/>
-          <w:sz w:val="20"/>
-          <w:szCs w:val="20"/>
-        </w:rPr>
-        <w:tab/>
-      </w:r>
-      <w:r>
-        <w:rPr>
-          <w:b w:val="false"/>
-          <w:bCs w:val="false"/>
-          <w:color w:val="444455"/>
-          <w:sz w:val="20"/>
-          <w:szCs w:val="20"/>
-          <w:rFonts w:ascii="Calibri" w:cs="Calibri" w:eastAsia="Calibri" w:hAnsi="Calibri"/>
-        </w:rPr>
-        <w:t xml:space="preserve">42</w:t>
-      </w:r>
-    </w:p>
-    <w:p>
-      <w:pPr>
-        <w:tabs>
-          <w:tab w:val="right" w:pos="9278" w:leader="dot"/>
-        </w:tabs>
-        <w:spacing w:before="80" w:after="40"/>
-        <w:ind w:left="360"/>
-      </w:pPr>
-      <w:r>
-        <w:rPr>
-          <w:b w:val="false"/>
-          <w:bCs w:val="false"/>
-          <w:color w:val="444455"/>
-          <w:sz w:val="20"/>
-          <w:szCs w:val="20"/>
-          <w:rFonts w:ascii="Calibri" w:cs="Calibri" w:eastAsia="Calibri" w:hAnsi="Calibri"/>
-        </w:rPr>
-        <w:t xml:space="preserve">Step 2 — Wait 1 Minute</w:t>
-      </w:r>
-      <w:r>
-        <w:rPr>
-          <w:b w:val="false"/>
-          <w:bCs w:val="false"/>
-          <w:color w:val="444455"/>
-          <w:sz w:val="20"/>
-          <w:szCs w:val="20"/>
-        </w:rPr>
-        <w:tab/>
-      </w:r>
-      <w:r>
-        <w:rPr>
-          <w:b w:val="false"/>
-          <w:bCs w:val="false"/>
-          <w:color w:val="444455"/>
-          <w:sz w:val="20"/>
-          <w:szCs w:val="20"/>
-          <w:rFonts w:ascii="Calibri" w:cs="Calibri" w:eastAsia="Calibri" w:hAnsi="Calibri"/>
-        </w:rPr>
-        <w:t xml:space="preserve">42</w:t>
-      </w:r>
-    </w:p>
-    <w:p>
-      <w:pPr>
-        <w:tabs>
-          <w:tab w:val="right" w:pos="9278" w:leader="dot"/>
-        </w:tabs>
-        <w:spacing w:before="80" w:after="40"/>
-        <w:ind w:left="360"/>
-      </w:pPr>
-      <w:r>
-        <w:rPr>
-          <w:b w:val="false"/>
-          <w:bCs w:val="false"/>
-          <w:color w:val="444455"/>
-          <w:sz w:val="20"/>
-          <w:szCs w:val="20"/>
-          <w:rFonts w:ascii="Calibri" w:cs="Calibri" w:eastAsia="Calibri" w:hAnsi="Calibri"/>
-        </w:rPr>
-        <w:t xml:space="preserve">Step 3 — Add Roles in Edit Roles</w:t>
-      </w:r>
-      <w:r>
-        <w:rPr>
-          <w:b w:val="false"/>
-          <w:bCs w:val="false"/>
-          <w:color w:val="444455"/>
-          <w:sz w:val="20"/>
-          <w:szCs w:val="20"/>
-        </w:rPr>
-        <w:tab/>
-      </w:r>
-      <w:r>
-        <w:rPr>
-          <w:b w:val="false"/>
-          <w:bCs w:val="false"/>
-          <w:color w:val="444455"/>
-          <w:sz w:val="20"/>
-          <w:szCs w:val="20"/>
-          <w:rFonts w:ascii="Calibri" w:cs="Calibri" w:eastAsia="Calibri" w:hAnsi="Calibri"/>
-        </w:rPr>
-        <w:t xml:space="preserve">43</w:t>
-      </w:r>
-    </w:p>
-    <w:p>
-      <w:pPr>
-        <w:tabs>
-          <w:tab w:val="right" w:pos="9278" w:leader="dot"/>
-        </w:tabs>
-        <w:spacing w:before="80" w:after="40"/>
-        <w:ind w:left="360"/>
-      </w:pPr>
-      <w:r>
-        <w:rPr>
-          <w:b w:val="false"/>
-          <w:bCs w:val="false"/>
-          <w:color w:val="444455"/>
-          <w:sz w:val="20"/>
-          <w:szCs w:val="20"/>
-          <w:rFonts w:ascii="Calibri" w:cs="Calibri" w:eastAsia="Calibri" w:hAnsi="Calibri"/>
-        </w:rPr>
-        <w:t xml:space="preserve">Step 4 — Add a Season</w:t>
-      </w:r>
-      <w:r>
-        <w:rPr>
-          <w:b w:val="false"/>
-          <w:bCs w:val="false"/>
-          <w:color w:val="444455"/>
-          <w:sz w:val="20"/>
-          <w:szCs w:val="20"/>
-        </w:rPr>
-        <w:tab/>
-      </w:r>
-      <w:r>
-        <w:rPr>
-          <w:b w:val="false"/>
-          <w:bCs w:val="false"/>
-          <w:color w:val="444455"/>
-          <w:sz w:val="20"/>
-          <w:szCs w:val="20"/>
-          <w:rFonts w:ascii="Calibri" w:cs="Calibri" w:eastAsia="Calibri" w:hAnsi="Calibri"/>
-        </w:rPr>
-        <w:t xml:space="preserve">43</w:t>
-      </w:r>
-    </w:p>
-    <w:p>
-      <w:pPr>
-        <w:tabs>
-          <w:tab w:val="right" w:pos="9278" w:leader="dot"/>
-        </w:tabs>
-        <w:spacing w:before="80" w:after="40"/>
-        <w:ind w:left="360"/>
-      </w:pPr>
-      <w:r>
-        <w:rPr>
-          <w:b w:val="false"/>
-          <w:bCs w:val="false"/>
-          <w:color w:val="444455"/>
-          <w:sz w:val="20"/>
-          <w:szCs w:val="20"/>
-          <w:rFonts w:ascii="Calibri" w:cs="Calibri" w:eastAsia="Calibri" w:hAnsi="Calibri"/>
-        </w:rPr>
-        <w:t xml:space="preserve">Step 5 — Refresh Calendar and Buttons</w:t>
-      </w:r>
-      <w:r>
-        <w:rPr>
-          <w:b w:val="false"/>
-          <w:bCs w:val="false"/>
-          <w:color w:val="444455"/>
-          <w:sz w:val="20"/>
-          <w:szCs w:val="20"/>
-        </w:rPr>
-        <w:tab/>
-      </w:r>
-      <w:r>
-        <w:rPr>
-          <w:b w:val="false"/>
-          <w:bCs w:val="false"/>
-          <w:color w:val="444455"/>
-          <w:sz w:val="20"/>
-          <w:szCs w:val="20"/>
-          <w:rFonts w:ascii="Calibri" w:cs="Calibri" w:eastAsia="Calibri" w:hAnsi="Calibri"/>
-        </w:rPr>
-        <w:t xml:space="preserve">43</w:t>
-      </w:r>
-    </w:p>
-    <w:p>
-      <w:pPr>
-        <w:tabs>
-          <w:tab w:val="right" w:pos="9278" w:leader="dot"/>
-        </w:tabs>
-        <w:spacing w:before="80" w:after="40"/>
-        <w:ind w:left="360"/>
-      </w:pPr>
-      <w:r>
-        <w:rPr>
-          <w:b w:val="false"/>
-          <w:bCs w:val="false"/>
-          <w:color w:val="444455"/>
-          <w:sz w:val="20"/>
-          <w:szCs w:val="20"/>
-          <w:rFonts w:ascii="Calibri" w:cs="Calibri" w:eastAsia="Calibri" w:hAnsi="Calibri"/>
-        </w:rPr>
-        <w:t xml:space="preserve">Step 6 — Import Historical Data (if applicable)</w:t>
-      </w:r>
-      <w:r>
-        <w:rPr>
-          <w:b w:val="false"/>
-          <w:bCs w:val="false"/>
-          <w:color w:val="444455"/>
-          <w:sz w:val="20"/>
-          <w:szCs w:val="20"/>
-        </w:rPr>
-        <w:tab/>
-      </w:r>
-      <w:r>
-        <w:rPr>
-          <w:b w:val="false"/>
-          <w:bCs w:val="false"/>
-          <w:color w:val="444455"/>
-          <w:sz w:val="20"/>
-          <w:szCs w:val="20"/>
-          <w:rFonts w:ascii="Calibri" w:cs="Calibri" w:eastAsia="Calibri" w:hAnsi="Calibri"/>
-        </w:rPr>
-        <w:t xml:space="preserve">43</w:t>
-      </w:r>
-    </w:p>
-    <w:p>
-      <w:pPr>
-        <w:tabs>
-          <w:tab w:val="right" w:pos="9278" w:leader="dot"/>
-        </w:tabs>
-        <w:spacing w:before="80" w:after="40"/>
-        <w:ind w:left="360"/>
-      </w:pPr>
-      <w:r>
-        <w:rPr>
-          <w:b w:val="false"/>
-          <w:bCs w:val="false"/>
-          <w:color w:val="444455"/>
-          <w:sz w:val="20"/>
-          <w:szCs w:val="20"/>
-          <w:rFonts w:ascii="Calibri" w:cs="Calibri" w:eastAsia="Calibri" w:hAnsi="Calibri"/>
-        </w:rPr>
-        <w:t xml:space="preserve">Step 7 — Set Preferences and Run</w:t>
-      </w:r>
-      <w:r>
-        <w:rPr>
-          <w:b w:val="false"/>
-          <w:bCs w:val="false"/>
-          <w:color w:val="444455"/>
-          <w:sz w:val="20"/>
-          <w:szCs w:val="20"/>
-        </w:rPr>
-        <w:tab/>
-      </w:r>
-      <w:r>
-        <w:rPr>
-          <w:b w:val="false"/>
-          <w:bCs w:val="false"/>
-          <w:color w:val="444455"/>
-          <w:sz w:val="20"/>
-          <w:szCs w:val="20"/>
-          <w:rFonts w:ascii="Calibri" w:cs="Calibri" w:eastAsia="Calibri" w:hAnsi="Calibri"/>
-        </w:rPr>
-        <w:t xml:space="preserve">43</w:t>
-      </w:r>
-    </w:p>
-    <w:p>
-      <w:pPr>
-        <w:tabs>
-          <w:tab w:val="right" w:pos="9638" w:leader="dot"/>
-        </w:tabs>
-        <w:spacing w:before="160" w:after="60"/>
-        <w:ind w:left="0"/>
-      </w:pPr>
-      <w:r>
-        <w:rPr>
-          <w:b/>
-          <w:bCs/>
-          <w:color w:val="1B3A5C"/>
-          <w:sz w:val="22"/>
-          <w:szCs w:val="22"/>
-          <w:rFonts w:ascii="Calibri" w:cs="Calibri" w:eastAsia="Calibri" w:hAnsi="Calibri"/>
-        </w:rPr>
-        <w:t xml:space="preserve">Removing a Roster Type</w:t>
-      </w:r>
-      <w:r>
-        <w:rPr>
-          <w:b/>
-          <w:bCs/>
-          <w:color w:val="1B3A5C"/>
-          <w:sz w:val="22"/>
-          <w:szCs w:val="22"/>
-        </w:rPr>
-        <w:tab/>
-      </w:r>
-      <w:r>
-        <w:rPr>
-          <w:b/>
-          <w:bCs/>
-          <w:color w:val="1B3A5C"/>
-          <w:sz w:val="22"/>
-          <w:szCs w:val="22"/>
-          <w:rFonts w:ascii="Calibri" w:cs="Calibri" w:eastAsia="Calibri" w:hAnsi="Calibri"/>
-        </w:rPr>
-        <w:t xml:space="preserve">44</w:t>
-      </w:r>
-    </w:p>
-    <w:p>
-      <w:pPr>
-        <w:tabs>
-          <w:tab w:val="right" w:pos="9278" w:leader="dot"/>
-        </w:tabs>
-        <w:spacing w:before="80" w:after="40"/>
-        <w:ind w:left="360"/>
-      </w:pPr>
-      <w:r>
-        <w:rPr>
-          <w:b w:val="false"/>
-          <w:bCs w:val="false"/>
-          <w:color w:val="444455"/>
-          <w:sz w:val="20"/>
-          <w:szCs w:val="20"/>
-          <w:rFonts w:ascii="Calibri" w:cs="Calibri" w:eastAsia="Calibri" w:hAnsi="Calibri"/>
-        </w:rPr>
-        <w:t xml:space="preserve">Option A — Via Rostas Run Commands (Recommended)</w:t>
-      </w:r>
-      <w:r>
-        <w:rPr>
-          <w:b w:val="false"/>
-          <w:bCs w:val="false"/>
-          <w:color w:val="444455"/>
-          <w:sz w:val="20"/>
-          <w:szCs w:val="20"/>
-        </w:rPr>
-        <w:tab/>
-      </w:r>
-      <w:r>
-        <w:rPr>
-          <w:b w:val="false"/>
-          <w:bCs w:val="false"/>
-          <w:color w:val="444455"/>
-          <w:sz w:val="20"/>
-          <w:szCs w:val="20"/>
-          <w:rFonts w:ascii="Calibri" w:cs="Calibri" w:eastAsia="Calibri" w:hAnsi="Calibri"/>
-        </w:rPr>
-        <w:t xml:space="preserve">44</w:t>
-      </w:r>
-    </w:p>
-    <w:p>
-      <w:pPr>
-        <w:tabs>
-          <w:tab w:val="right" w:pos="9278" w:leader="dot"/>
-        </w:tabs>
-        <w:spacing w:before="80" w:after="40"/>
-        <w:ind w:left="360"/>
-      </w:pPr>
-      <w:r>
-        <w:rPr>
-          <w:b w:val="false"/>
-          <w:bCs w:val="false"/>
-          <w:color w:val="444455"/>
-          <w:sz w:val="20"/>
-          <w:szCs w:val="20"/>
-          <w:rFonts w:ascii="Calibri" w:cs="Calibri" w:eastAsia="Calibri" w:hAnsi="Calibri"/>
-        </w:rPr>
-        <w:t xml:space="preserve">Option B — Via Apps Script Menu</w:t>
-      </w:r>
-      <w:r>
-        <w:rPr>
-          <w:b w:val="false"/>
-          <w:bCs w:val="false"/>
-          <w:color w:val="444455"/>
-          <w:sz w:val="20"/>
-          <w:szCs w:val="20"/>
-        </w:rPr>
-        <w:tab/>
-      </w:r>
-      <w:r>
-        <w:rPr>
-          <w:b w:val="false"/>
-          <w:bCs w:val="false"/>
-          <w:color w:val="444455"/>
-          <w:sz w:val="20"/>
-          <w:szCs w:val="20"/>
-          <w:rFonts w:ascii="Calibri" w:cs="Calibri" w:eastAsia="Calibri" w:hAnsi="Calibri"/>
-        </w:rPr>
-        <w:t xml:space="preserve">45</w:t>
-      </w:r>
-    </w:p>
-    <w:p>
-      <w:pPr>
-        <w:tabs>
-          <w:tab w:val="right" w:pos="9638" w:leader="dot"/>
-        </w:tabs>
-        <w:spacing w:before="160" w:after="60"/>
-        <w:ind w:left="0"/>
-      </w:pPr>
-      <w:r>
-        <w:rPr>
-          <w:b/>
-          <w:bCs/>
-          <w:color w:val="1B3A5C"/>
-          <w:sz w:val="22"/>
-          <w:szCs w:val="22"/>
-          <w:rFonts w:ascii="Calibri" w:cs="Calibri" w:eastAsia="Calibri" w:hAnsi="Calibri"/>
-        </w:rPr>
-        <w:t xml:space="preserve">Coordinator-Triggered Decline and Replace</w:t>
-      </w:r>
-      <w:r>
-        <w:rPr>
-          <w:b/>
-          <w:bCs/>
-          <w:color w:val="1B3A5C"/>
-          <w:sz w:val="22"/>
-          <w:szCs w:val="22"/>
-        </w:rPr>
-        <w:tab/>
-      </w:r>
-      <w:r>
-        <w:rPr>
-          <w:b/>
-          <w:bCs/>
-          <w:color w:val="1B3A5C"/>
-          <w:sz w:val="22"/>
-          <w:szCs w:val="22"/>
-          <w:rFonts w:ascii="Calibri" w:cs="Calibri" w:eastAsia="Calibri" w:hAnsi="Calibri"/>
-        </w:rPr>
-        <w:t xml:space="preserve">46</w:t>
-      </w:r>
-    </w:p>
-    <w:p>
-      <w:pPr>
-        <w:tabs>
-          <w:tab w:val="right" w:pos="9278" w:leader="dot"/>
-        </w:tabs>
-        <w:spacing w:before="80" w:after="40"/>
-        <w:ind w:left="360"/>
-      </w:pPr>
-      <w:r>
-        <w:rPr>
-          <w:b w:val="false"/>
-          <w:bCs w:val="false"/>
-          <w:color w:val="444455"/>
-          <w:sz w:val="20"/>
-          <w:szCs w:val="20"/>
-          <w:rFonts w:ascii="Calibri" w:cs="Calibri" w:eastAsia="Calibri" w:hAnsi="Calibri"/>
-        </w:rPr>
-        <w:t xml:space="preserve">Via the Global Roster View</w:t>
-      </w:r>
-      <w:r>
-        <w:rPr>
-          <w:b w:val="false"/>
-          <w:bCs w:val="false"/>
-          <w:color w:val="444455"/>
-          <w:sz w:val="20"/>
-          <w:szCs w:val="20"/>
-        </w:rPr>
-        <w:tab/>
-      </w:r>
-      <w:r>
-        <w:rPr>
-          <w:b w:val="false"/>
-          <w:bCs w:val="false"/>
-          <w:color w:val="444455"/>
-          <w:sz w:val="20"/>
-          <w:szCs w:val="20"/>
-          <w:rFonts w:ascii="Calibri" w:cs="Calibri" w:eastAsia="Calibri" w:hAnsi="Calibri"/>
-        </w:rPr>
-        <w:t xml:space="preserve">46</w:t>
-      </w:r>
-    </w:p>
-    <w:p>
-      <w:pPr>
-        <w:tabs>
-          <w:tab w:val="right" w:pos="9278" w:leader="dot"/>
-        </w:tabs>
-        <w:spacing w:before="80" w:after="40"/>
-        <w:ind w:left="360"/>
-      </w:pPr>
-      <w:r>
-        <w:rPr>
-          <w:b w:val="false"/>
-          <w:bCs w:val="false"/>
-          <w:color w:val="444455"/>
-          <w:sz w:val="20"/>
-          <w:szCs w:val="20"/>
-          <w:rFonts w:ascii="Calibri" w:cs="Calibri" w:eastAsia="Calibri" w:hAnsi="Calibri"/>
-        </w:rPr>
-        <w:t xml:space="preserve">Via the Commands Tab (Advanced)</w:t>
-      </w:r>
-      <w:r>
-        <w:rPr>
-          <w:b w:val="false"/>
-          <w:bCs w:val="false"/>
-          <w:color w:val="444455"/>
-          <w:sz w:val="20"/>
-          <w:szCs w:val="20"/>
-        </w:rPr>
-        <w:tab/>
-      </w:r>
-      <w:r>
-        <w:rPr>
-          <w:b w:val="false"/>
-          <w:bCs w:val="false"/>
-          <w:color w:val="444455"/>
-          <w:sz w:val="20"/>
-          <w:szCs w:val="20"/>
-          <w:rFonts w:ascii="Calibri" w:cs="Calibri" w:eastAsia="Calibri" w:hAnsi="Calibri"/>
-        </w:rPr>
-        <w:t xml:space="preserve">46</w:t>
-      </w:r>
-    </w:p>
-    <w:p>
-      <w:pPr>
-        <w:tabs>
-          <w:tab w:val="right" w:pos="9278" w:leader="dot"/>
-        </w:tabs>
-        <w:spacing w:before="80" w:after="40"/>
-        <w:ind w:left="360"/>
-      </w:pPr>
-      <w:r>
-        <w:rPr>
-          <w:b w:val="false"/>
-          <w:bCs w:val="false"/>
-          <w:color w:val="444455"/>
-          <w:sz w:val="20"/>
-          <w:szCs w:val="20"/>
-          <w:rFonts w:ascii="Calibri" w:cs="Calibri" w:eastAsia="Calibri" w:hAnsi="Calibri"/>
-        </w:rPr>
-        <w:t xml:space="preserve">Comparison: Manual Replacement vs Decline and Replace</w:t>
-      </w:r>
-      <w:r>
-        <w:rPr>
-          <w:b w:val="false"/>
-          <w:bCs w:val="false"/>
-          <w:color w:val="444455"/>
-          <w:sz w:val="20"/>
-          <w:szCs w:val="20"/>
-        </w:rPr>
-        <w:tab/>
-      </w:r>
-      <w:r>
-        <w:rPr>
-          <w:b w:val="false"/>
-          <w:bCs w:val="false"/>
-          <w:color w:val="444455"/>
-          <w:sz w:val="20"/>
-          <w:szCs w:val="20"/>
-          <w:rFonts w:ascii="Calibri" w:cs="Calibri" w:eastAsia="Calibri" w:hAnsi="Calibri"/>
-        </w:rPr>
-        <w:t xml:space="preserve">47</w:t>
-      </w:r>
-    </w:p>
-    <w:p>
-      <w:pPr>
-        <w:tabs>
-          <w:tab w:val="right" w:pos="9638" w:leader="dot"/>
-        </w:tabs>
-        <w:spacing w:before="160" w:after="60"/>
-        <w:ind w:left="0"/>
-      </w:pPr>
-      <w:r>
-        <w:rPr>
-          <w:b/>
-          <w:bCs/>
-          <w:color w:val="1B3A5C"/>
-          <w:sz w:val="22"/>
-          <w:szCs w:val="22"/>
-          <w:rFonts w:ascii="Calibri" w:cs="Calibri" w:eastAsia="Calibri" w:hAnsi="Calibri"/>
-        </w:rPr>
-        <w:t xml:space="preserve">A1. Import Existing Roster Data</w:t>
-      </w:r>
-      <w:r>
-        <w:rPr>
-          <w:b/>
-          <w:bCs/>
-          <w:color w:val="1B3A5C"/>
-          <w:sz w:val="22"/>
-          <w:szCs w:val="22"/>
-        </w:rPr>
-        <w:tab/>
-      </w:r>
-      <w:r>
-        <w:rPr>
-          <w:b/>
-          <w:bCs/>
-          <w:color w:val="1B3A5C"/>
-          <w:sz w:val="22"/>
-          <w:szCs w:val="22"/>
-          <w:rFonts w:ascii="Calibri" w:cs="Calibri" w:eastAsia="Calibri" w:hAnsi="Calibri"/>
-        </w:rPr>
-        <w:t xml:space="preserve">48</w:t>
-      </w:r>
-    </w:p>
-    <w:p>
-      <w:pPr>
-        <w:tabs>
-          <w:tab w:val="right" w:pos="9278" w:leader="dot"/>
-        </w:tabs>
-        <w:spacing w:before="80" w:after="40"/>
-        <w:ind w:left="360"/>
-      </w:pPr>
-      <w:r>
-        <w:rPr>
-          <w:b w:val="false"/>
-          <w:bCs w:val="false"/>
-          <w:color w:val="444455"/>
-          <w:sz w:val="20"/>
-          <w:szCs w:val="20"/>
-          <w:rFonts w:ascii="Calibri" w:cs="Calibri" w:eastAsia="Calibri" w:hAnsi="Calibri"/>
-        </w:rPr>
-        <w:t xml:space="preserve">When to Use Import</w:t>
-      </w:r>
-      <w:r>
-        <w:rPr>
-          <w:b w:val="false"/>
-          <w:bCs w:val="false"/>
-          <w:color w:val="444455"/>
-          <w:sz w:val="20"/>
-          <w:szCs w:val="20"/>
-        </w:rPr>
-        <w:tab/>
-      </w:r>
-      <w:r>
-        <w:rPr>
-          <w:b w:val="false"/>
-          <w:bCs w:val="false"/>
-          <w:color w:val="444455"/>
-          <w:sz w:val="20"/>
-          <w:szCs w:val="20"/>
-          <w:rFonts w:ascii="Calibri" w:cs="Calibri" w:eastAsia="Calibri" w:hAnsi="Calibri"/>
-        </w:rPr>
-        <w:t xml:space="preserve">48</w:t>
-      </w:r>
-    </w:p>
-    <w:p>
-      <w:pPr>
-        <w:tabs>
-          <w:tab w:val="right" w:pos="9278" w:leader="dot"/>
-        </w:tabs>
-        <w:spacing w:before="80" w:after="40"/>
-        <w:ind w:left="360"/>
-      </w:pPr>
-      <w:r>
-        <w:rPr>
-          <w:b w:val="false"/>
-          <w:bCs w:val="false"/>
-          <w:color w:val="444455"/>
-          <w:sz w:val="20"/>
-          <w:szCs w:val="20"/>
-          <w:rFonts w:ascii="Calibri" w:cs="Calibri" w:eastAsia="Calibri" w:hAnsi="Calibri"/>
-        </w:rPr>
-        <w:t xml:space="preserve">Prerequisites</w:t>
-      </w:r>
-      <w:r>
-        <w:rPr>
-          <w:b w:val="false"/>
-          <w:bCs w:val="false"/>
-          <w:color w:val="444455"/>
-          <w:sz w:val="20"/>
-          <w:szCs w:val="20"/>
-        </w:rPr>
-        <w:tab/>
-      </w:r>
-      <w:r>
-        <w:rPr>
-          <w:b w:val="false"/>
-          <w:bCs w:val="false"/>
-          <w:color w:val="444455"/>
-          <w:sz w:val="20"/>
-          <w:szCs w:val="20"/>
-          <w:rFonts w:ascii="Calibri" w:cs="Calibri" w:eastAsia="Calibri" w:hAnsi="Calibri"/>
-        </w:rPr>
-        <w:t xml:space="preserve">48</w:t>
-      </w:r>
-    </w:p>
-    <w:p>
-      <w:pPr>
-        <w:tabs>
-          <w:tab w:val="right" w:pos="9278" w:leader="dot"/>
-        </w:tabs>
-        <w:spacing w:before="80" w:after="40"/>
-        <w:ind w:left="360"/>
-      </w:pPr>
-      <w:r>
-        <w:rPr>
-          <w:b w:val="false"/>
-          <w:bCs w:val="false"/>
-          <w:color w:val="444455"/>
-          <w:sz w:val="20"/>
-          <w:szCs w:val="20"/>
-          <w:rFonts w:ascii="Calibri" w:cs="Calibri" w:eastAsia="Calibri" w:hAnsi="Calibri"/>
-        </w:rPr>
-        <w:t xml:space="preserve">Step-by-Step: Pivot Format (Recommended)</w:t>
-      </w:r>
-      <w:r>
-        <w:rPr>
-          <w:b w:val="false"/>
-          <w:bCs w:val="false"/>
-          <w:color w:val="444455"/>
-          <w:sz w:val="20"/>
-          <w:szCs w:val="20"/>
-        </w:rPr>
-        <w:tab/>
-      </w:r>
-      <w:r>
-        <w:rPr>
-          <w:b w:val="false"/>
-          <w:bCs w:val="false"/>
-          <w:color w:val="444455"/>
-          <w:sz w:val="20"/>
-          <w:szCs w:val="20"/>
-          <w:rFonts w:ascii="Calibri" w:cs="Calibri" w:eastAsia="Calibri" w:hAnsi="Calibri"/>
-        </w:rPr>
-        <w:t xml:space="preserve">48</w:t>
-      </w:r>
-    </w:p>
-    <w:p>
-      <w:pPr>
-        <w:tabs>
-          <w:tab w:val="right" w:pos="9278" w:leader="dot"/>
-        </w:tabs>
-        <w:spacing w:before="80" w:after="40"/>
-        <w:ind w:left="360"/>
-      </w:pPr>
-      <w:r>
-        <w:rPr>
-          <w:b w:val="false"/>
-          <w:bCs w:val="false"/>
-          <w:color w:val="444455"/>
-          <w:sz w:val="20"/>
-          <w:szCs w:val="20"/>
-          <w:rFonts w:ascii="Calibri" w:cs="Calibri" w:eastAsia="Calibri" w:hAnsi="Calibri"/>
-        </w:rPr>
-        <w:t xml:space="preserve">Alternative: Flat Format</w:t>
-      </w:r>
-      <w:r>
-        <w:rPr>
-          <w:b w:val="false"/>
-          <w:bCs w:val="false"/>
-          <w:color w:val="444455"/>
-          <w:sz w:val="20"/>
-          <w:szCs w:val="20"/>
-        </w:rPr>
-        <w:tab/>
-      </w:r>
-      <w:r>
-        <w:rPr>
-          <w:b w:val="false"/>
-          <w:bCs w:val="false"/>
-          <w:color w:val="444455"/>
-          <w:sz w:val="20"/>
-          <w:szCs w:val="20"/>
-          <w:rFonts w:ascii="Calibri" w:cs="Calibri" w:eastAsia="Calibri" w:hAnsi="Calibri"/>
-        </w:rPr>
-        <w:t xml:space="preserve">49</w:t>
-      </w:r>
-    </w:p>
-    <w:p>
-      <w:pPr>
-        <w:tabs>
-          <w:tab w:val="right" w:pos="9278" w:leader="dot"/>
-        </w:tabs>
-        <w:spacing w:before="80" w:after="40"/>
-        <w:ind w:left="360"/>
-      </w:pPr>
-      <w:r>
-        <w:rPr>
-          <w:b w:val="false"/>
-          <w:bCs w:val="false"/>
-          <w:color w:val="444455"/>
-          <w:sz w:val="20"/>
-          <w:szCs w:val="20"/>
-          <w:rFonts w:ascii="Calibri" w:cs="Calibri" w:eastAsia="Calibri" w:hAnsi="Calibri"/>
-        </w:rPr>
-        <w:t xml:space="preserve">After the Import</w:t>
-      </w:r>
-      <w:r>
-        <w:rPr>
-          <w:b w:val="false"/>
-          <w:bCs w:val="false"/>
-          <w:color w:val="444455"/>
-          <w:sz w:val="20"/>
-          <w:szCs w:val="20"/>
-        </w:rPr>
-        <w:tab/>
-      </w:r>
-      <w:r>
-        <w:rPr>
-          <w:b w:val="false"/>
-          <w:bCs w:val="false"/>
-          <w:color w:val="444455"/>
-          <w:sz w:val="20"/>
-          <w:szCs w:val="20"/>
-          <w:rFonts w:ascii="Calibri" w:cs="Calibri" w:eastAsia="Calibri" w:hAnsi="Calibri"/>
-        </w:rPr>
-        <w:t xml:space="preserve">49</w:t>
-      </w:r>
-    </w:p>
-    <w:p>
-      <w:pPr>
-        <w:tabs>
-          <w:tab w:val="right" w:pos="9278" w:leader="dot"/>
-        </w:tabs>
-        <w:spacing w:before="80" w:after="40"/>
-        <w:ind w:left="360"/>
-      </w:pPr>
-      <w:r>
-        <w:rPr>
-          <w:b w:val="false"/>
-          <w:bCs w:val="false"/>
-          <w:color w:val="444455"/>
-          <w:sz w:val="20"/>
-          <w:szCs w:val="20"/>
-          <w:rFonts w:ascii="Calibri" w:cs="Calibri" w:eastAsia="Calibri" w:hAnsi="Calibri"/>
-        </w:rPr>
-        <w:t xml:space="preserve">Managing the Nickname Map</w:t>
-      </w:r>
-      <w:r>
-        <w:rPr>
-          <w:b w:val="false"/>
-          <w:bCs w:val="false"/>
-          <w:color w:val="444455"/>
-          <w:sz w:val="20"/>
-          <w:szCs w:val="20"/>
-        </w:rPr>
-        <w:tab/>
-      </w:r>
-      <w:r>
-        <w:rPr>
-          <w:b w:val="false"/>
-          <w:bCs w:val="false"/>
-          <w:color w:val="444455"/>
-          <w:sz w:val="20"/>
-          <w:szCs w:val="20"/>
-          <w:rFonts w:ascii="Calibri" w:cs="Calibri" w:eastAsia="Calibri" w:hAnsi="Calibri"/>
-        </w:rPr>
-        <w:t xml:space="preserve">49</w:t>
-      </w:r>
-    </w:p>
-    <w:p>
-      <w:pPr>
-        <w:tabs>
-          <w:tab w:val="right" w:pos="9278" w:leader="dot"/>
-        </w:tabs>
-        <w:spacing w:before="80" w:after="40"/>
-        <w:ind w:left="360"/>
-      </w:pPr>
-      <w:r>
-        <w:rPr>
-          <w:b w:val="false"/>
-          <w:bCs w:val="false"/>
-          <w:color w:val="444455"/>
-          <w:sz w:val="20"/>
-          <w:szCs w:val="20"/>
-          <w:rFonts w:ascii="Calibri" w:cs="Calibri" w:eastAsia="Calibri" w:hAnsi="Calibri"/>
-        </w:rPr>
-        <w:t xml:space="preserve">Troubleshooting — Import</w:t>
-      </w:r>
-      <w:r>
-        <w:rPr>
-          <w:b w:val="false"/>
-          <w:bCs w:val="false"/>
-          <w:color w:val="444455"/>
-          <w:sz w:val="20"/>
-          <w:szCs w:val="20"/>
-        </w:rPr>
-        <w:tab/>
-      </w:r>
-      <w:r>
-        <w:rPr>
-          <w:b w:val="false"/>
-          <w:bCs w:val="false"/>
-          <w:color w:val="444455"/>
-          <w:sz w:val="20"/>
-          <w:szCs w:val="20"/>
-          <w:rFonts w:ascii="Calibri" w:cs="Calibri" w:eastAsia="Calibri" w:hAnsi="Calibri"/>
-        </w:rPr>
-        <w:t xml:space="preserve">49</w:t>
-      </w:r>
-    </w:p>
-    <w:p>
-      <w:pPr>
-        <w:tabs>
-          <w:tab w:val="right" w:pos="9638" w:leader="dot"/>
-        </w:tabs>
-        <w:spacing w:before="160" w:after="60"/>
-        <w:ind w:left="0"/>
-      </w:pPr>
-      <w:r>
-        <w:rPr>
-          <w:b/>
-          <w:bCs/>
-          <w:color w:val="1B3A5C"/>
-          <w:sz w:val="22"/>
-          <w:szCs w:val="22"/>
-          <w:rFonts w:ascii="Calibri" w:cs="Calibri" w:eastAsia="Calibri" w:hAnsi="Calibri"/>
-        </w:rPr>
-        <w:t xml:space="preserve">A2. After a Webapp Redeployment — Sync Preview URLs</w:t>
-      </w:r>
-      <w:r>
-        <w:rPr>
-          <w:b/>
-          <w:bCs/>
-          <w:color w:val="1B3A5C"/>
-          <w:sz w:val="22"/>
-          <w:szCs w:val="22"/>
-        </w:rPr>
-        <w:tab/>
-      </w:r>
-      <w:r>
-        <w:rPr>
-          <w:b/>
-          <w:bCs/>
-          <w:color w:val="1B3A5C"/>
-          <w:sz w:val="22"/>
-          <w:szCs w:val="22"/>
-          <w:rFonts w:ascii="Calibri" w:cs="Calibri" w:eastAsia="Calibri" w:hAnsi="Calibri"/>
-        </w:rPr>
-        <w:t xml:space="preserve">51</w:t>
-      </w:r>
-    </w:p>
-    <w:p>
-      <w:pPr>
-        <w:tabs>
-          <w:tab w:val="right" w:pos="9638" w:leader="dot"/>
-        </w:tabs>
-        <w:spacing w:before="160" w:after="60"/>
-        <w:ind w:left="0"/>
-      </w:pPr>
-      <w:r>
-        <w:rPr>
-          <w:b/>
-          <w:bCs/>
-          <w:color w:val="1B3A5C"/>
-          <w:sz w:val="22"/>
-          <w:szCs w:val="22"/>
-          <w:rFonts w:ascii="Calibri" w:cs="Calibri" w:eastAsia="Calibri" w:hAnsi="Calibri"/>
-        </w:rPr>
-        <w:t xml:space="preserve">A3. Audit Log Pruning</w:t>
-      </w:r>
-      <w:r>
-        <w:rPr>
-          <w:b/>
-          <w:bCs/>
-          <w:color w:val="1B3A5C"/>
-          <w:sz w:val="22"/>
-          <w:szCs w:val="22"/>
-        </w:rPr>
-        <w:tab/>
-      </w:r>
-      <w:r>
-        <w:rPr>
-          <w:b/>
-          <w:bCs/>
-          <w:color w:val="1B3A5C"/>
-          <w:sz w:val="22"/>
-          <w:szCs w:val="22"/>
-          <w:rFonts w:ascii="Calibri" w:cs="Calibri" w:eastAsia="Calibri" w:hAnsi="Calibri"/>
-        </w:rPr>
-        <w:t xml:space="preserve">52</w:t>
-      </w:r>
-    </w:p>
-    <w:p>
-      <w:pPr>
-        <w:tabs>
-          <w:tab w:val="right" w:pos="9278" w:leader="dot"/>
-        </w:tabs>
-        <w:spacing w:before="80" w:after="40"/>
-        <w:ind w:left="360"/>
-      </w:pPr>
-      <w:r>
-        <w:rPr>
-          <w:b w:val="false"/>
-          <w:bCs w:val="false"/>
-          <w:color w:val="444455"/>
-          <w:sz w:val="20"/>
-          <w:szCs w:val="20"/>
-          <w:rFonts w:ascii="Calibri" w:cs="Calibri" w:eastAsia="Calibri" w:hAnsi="Calibri"/>
-        </w:rPr>
-        <w:t xml:space="preserve">One-Time Setup</w:t>
-      </w:r>
-      <w:r>
-        <w:rPr>
-          <w:b w:val="false"/>
-          <w:bCs w:val="false"/>
-          <w:color w:val="444455"/>
-          <w:sz w:val="20"/>
-          <w:szCs w:val="20"/>
-        </w:rPr>
-        <w:tab/>
-      </w:r>
-      <w:r>
-        <w:rPr>
-          <w:b w:val="false"/>
-          <w:bCs w:val="false"/>
-          <w:color w:val="444455"/>
-          <w:sz w:val="20"/>
-          <w:szCs w:val="20"/>
-          <w:rFonts w:ascii="Calibri" w:cs="Calibri" w:eastAsia="Calibri" w:hAnsi="Calibri"/>
-        </w:rPr>
-        <w:t xml:space="preserve">52</w:t>
-      </w:r>
-    </w:p>
-    <w:p>
-      <w:pPr>
-        <w:tabs>
-          <w:tab w:val="right" w:pos="9278" w:leader="dot"/>
-        </w:tabs>
-        <w:spacing w:before="80" w:after="40"/>
-        <w:ind w:left="360"/>
-      </w:pPr>
-      <w:r>
-        <w:rPr>
-          <w:b w:val="false"/>
-          <w:bCs w:val="false"/>
-          <w:color w:val="444455"/>
-          <w:sz w:val="20"/>
-          <w:szCs w:val="20"/>
-          <w:rFonts w:ascii="Calibri" w:cs="Calibri" w:eastAsia="Calibri" w:hAnsi="Calibri"/>
-        </w:rPr>
-        <w:t xml:space="preserve">Manual Prune</w:t>
-      </w:r>
-      <w:r>
-        <w:rPr>
-          <w:b w:val="false"/>
-          <w:bCs w:val="false"/>
-          <w:color w:val="444455"/>
-          <w:sz w:val="20"/>
-          <w:szCs w:val="20"/>
-        </w:rPr>
-        <w:tab/>
-      </w:r>
-      <w:r>
-        <w:rPr>
-          <w:b w:val="false"/>
-          <w:bCs w:val="false"/>
-          <w:color w:val="444455"/>
-          <w:sz w:val="20"/>
-          <w:szCs w:val="20"/>
-          <w:rFonts w:ascii="Calibri" w:cs="Calibri" w:eastAsia="Calibri" w:hAnsi="Calibri"/>
-        </w:rPr>
-        <w:t xml:space="preserve">52</w:t>
-      </w:r>
-    </w:p>
-    <w:p>
-      <w:pPr>
-        <w:tabs>
-          <w:tab w:val="right" w:pos="9638" w:leader="dot"/>
-        </w:tabs>
-        <w:spacing w:before="160" w:after="60"/>
-        <w:ind w:left="0"/>
-      </w:pPr>
-      <w:r>
-        <w:rPr>
-          <w:b/>
-          <w:bCs/>
-          <w:color w:val="1B3A5C"/>
-          <w:sz w:val="22"/>
-          <w:szCs w:val="22"/>
-          <w:rFonts w:ascii="Calibri" w:cs="Calibri" w:eastAsia="Calibri" w:hAnsi="Calibri"/>
-        </w:rPr>
-        <w:t xml:space="preserve">A4. Clean VolunteerRoles Tab</w:t>
-      </w:r>
-      <w:r>
-        <w:rPr>
-          <w:b/>
-          <w:bCs/>
-          <w:color w:val="1B3A5C"/>
-          <w:sz w:val="22"/>
-          <w:szCs w:val="22"/>
-        </w:rPr>
-        <w:tab/>
-      </w:r>
-      <w:r>
-        <w:rPr>
-          <w:b/>
-          <w:bCs/>
-          <w:color w:val="1B3A5C"/>
-          <w:sz w:val="22"/>
-          <w:szCs w:val="22"/>
-          <w:rFonts w:ascii="Calibri" w:cs="Calibri" w:eastAsia="Calibri" w:hAnsi="Calibri"/>
-        </w:rPr>
-        <w:t xml:space="preserve">53</w:t>
-      </w:r>
-    </w:p>
+    <w:sdt>
+      <w:sdtPr>
+        <w:alias w:val="Contents"/>
+      </w:sdtPr>
+      <w:sdtContent>
+        <w:p>
+          <w:r>
+            <w:fldChar w:fldCharType="begin" w:dirty="true"/>
+            <w:instrText xml:space="preserve">TOC \h \o "1-2" \t "undefined,1,undefined,2"</w:instrText>
+            <w:fldChar w:fldCharType="separate"/>
+          </w:r>
+        </w:p>
+        <w:p>
+          <w:r>
+            <w:fldChar w:fldCharType="end"/>
+          </w:r>
+        </w:p>
+      </w:sdtContent>
+    </w:sdt>
     <w:p>
       <w:r>
         <w:br w:type="page"/>
